--- a/briefings/线口监测午报-2026-10-24.docx
+++ b/briefings/线口监测午报-2026-10-24.docx
@@ -22,7 +22,7 @@
           <w:color w:val="888888"/>
           <w:sz w:val="18"/>
         </w:rPr>
-        <w:t>监测窗口:近48小时 | 生成时间:2026-10-24 12:42</w:t>
+        <w:t>监测窗口:近48小时 | 生成时间:2026-10-24 13:56</w:t>
       </w:r>
     </w:p>
     <w:p>
@@ -70,6 +70,108 @@
           <w:color w:val="888888"/>
           <w:sz w:val="24"/>
         </w:rPr>
+        <w:t>微软“邮件革命”仅一年就退场：Outlook 收件箱 AI 整理 Prioritize My Inbox 功能下周起停用</w:t>
+      </w:r>
+    </w:p>
+    <w:p>
+      <w:r>
+        <w:rPr>
+          <w:rFonts w:ascii="Times New Roman" w:hAnsi="Times New Roman" w:eastAsia="宋体"/>
+          <w:color w:val="888888"/>
+          <w:sz w:val="18"/>
+        </w:rPr>
+        <w:t>来源:IT之家 | 时间:10-24 13:07</w:t>
+      </w:r>
+    </w:p>
+    <w:p>
+      <w:r>
+        <w:rPr>
+          <w:rFonts w:ascii="Times New Roman" w:hAnsi="Times New Roman" w:eastAsia="宋体"/>
+          <w:sz w:val="18"/>
+        </w:rPr>
+        <w:t>链接:</w:t>
+      </w:r>
+      <w:hyperlink r:id="rId9">
+        <w:r>
+          <w:rPr>
+            <w:color w:val="0563C1"/>
+            <w:u w:val="single"/>
+          </w:rPr>
+          <w:t>微软“邮件革命”仅一年就退场：Outlook 收件箱 AI 整理 Prioritize My Inbox 功能下周起停用</w:t>
+        </w:r>
+      </w:hyperlink>
+    </w:p>
+    <w:p>
+      <w:pPr>
+        <w:pStyle w:val="Heading3"/>
+      </w:pPr>
+      <w:r>
+        <w:rPr>
+          <w:rFonts w:ascii="Times New Roman" w:hAnsi="Times New Roman" w:eastAsia="黑体"/>
+          <w:b w:val="0"/>
+          <w:color w:val="888888"/>
+          <w:sz w:val="24"/>
+        </w:rPr>
+        <w:t>【C级·参考】</w:t>
+      </w:r>
+      <w:r>
+        <w:rPr>
+          <w:rFonts w:ascii="Times New Roman" w:hAnsi="Times New Roman" w:eastAsia="黑体"/>
+          <w:b w:val="0"/>
+          <w:color w:val="888888"/>
+          <w:sz w:val="24"/>
+        </w:rPr>
+        <w:t>亿万富翁投资人马克 · 库班：抵御失控智能体就像防蟑螂，可以用 AI“喷药”</w:t>
+      </w:r>
+    </w:p>
+    <w:p>
+      <w:r>
+        <w:rPr>
+          <w:rFonts w:ascii="Times New Roman" w:hAnsi="Times New Roman" w:eastAsia="宋体"/>
+          <w:color w:val="888888"/>
+          <w:sz w:val="18"/>
+        </w:rPr>
+        <w:t>来源:IT之家 | 时间:10-24 12:56</w:t>
+      </w:r>
+    </w:p>
+    <w:p>
+      <w:r>
+        <w:rPr>
+          <w:rFonts w:ascii="Times New Roman" w:hAnsi="Times New Roman" w:eastAsia="宋体"/>
+          <w:sz w:val="18"/>
+        </w:rPr>
+        <w:t>链接:</w:t>
+      </w:r>
+      <w:hyperlink r:id="rId10">
+        <w:r>
+          <w:rPr>
+            <w:color w:val="0563C1"/>
+            <w:u w:val="single"/>
+          </w:rPr>
+          <w:t>亿万富翁投资人马克 · 库班：抵御失控智能体就像防蟑螂，可以用 AI“喷药”</w:t>
+        </w:r>
+      </w:hyperlink>
+    </w:p>
+    <w:p>
+      <w:pPr>
+        <w:pStyle w:val="Heading3"/>
+      </w:pPr>
+      <w:r>
+        <w:rPr>
+          <w:rFonts w:ascii="Times New Roman" w:hAnsi="Times New Roman" w:eastAsia="黑体"/>
+          <w:b w:val="0"/>
+          <w:color w:val="888888"/>
+          <w:sz w:val="24"/>
+        </w:rPr>
+        <w:t>【C级·参考】</w:t>
+      </w:r>
+      <w:r>
+        <w:rPr>
+          <w:rFonts w:ascii="Times New Roman" w:hAnsi="Times New Roman" w:eastAsia="黑体"/>
+          <w:b w:val="0"/>
+          <w:color w:val="888888"/>
+          <w:sz w:val="24"/>
+        </w:rPr>
         <w:t>宫本茂：即使 AI 最终什么都能做，人类设计师也始终会有用武之地</w:t>
       </w:r>
     </w:p>
@@ -91,7 +193,7 @@
         </w:rPr>
         <w:t>链接:</w:t>
       </w:r>
-      <w:hyperlink r:id="rId9">
+      <w:hyperlink r:id="rId11">
         <w:r>
           <w:rPr>
             <w:color w:val="0563C1"/>
@@ -142,7 +244,7 @@
         </w:rPr>
         <w:t>链接:</w:t>
       </w:r>
-      <w:hyperlink r:id="rId10">
+      <w:hyperlink r:id="rId12">
         <w:r>
           <w:rPr>
             <w:color w:val="0563C1"/>
@@ -193,7 +295,7 @@
         </w:rPr>
         <w:t>链接:</w:t>
       </w:r>
-      <w:hyperlink r:id="rId11">
+      <w:hyperlink r:id="rId13">
         <w:r>
           <w:rPr>
             <w:color w:val="0563C1"/>
@@ -244,7 +346,7 @@
         </w:rPr>
         <w:t>链接:</w:t>
       </w:r>
-      <w:hyperlink r:id="rId12">
+      <w:hyperlink r:id="rId14">
         <w:r>
           <w:rPr>
             <w:color w:val="0563C1"/>
@@ -295,7 +397,7 @@
         </w:rPr>
         <w:t>链接:</w:t>
       </w:r>
-      <w:hyperlink r:id="rId13">
+      <w:hyperlink r:id="rId15">
         <w:r>
           <w:rPr>
             <w:color w:val="0563C1"/>
@@ -346,7 +448,7 @@
         </w:rPr>
         <w:t>链接:</w:t>
       </w:r>
-      <w:hyperlink r:id="rId14">
+      <w:hyperlink r:id="rId16">
         <w:r>
           <w:rPr>
             <w:color w:val="0563C1"/>
@@ -397,7 +499,7 @@
         </w:rPr>
         <w:t>链接:</w:t>
       </w:r>
-      <w:hyperlink r:id="rId15">
+      <w:hyperlink r:id="rId17">
         <w:r>
           <w:rPr>
             <w:color w:val="0563C1"/>
@@ -448,7 +550,7 @@
         </w:rPr>
         <w:t>链接:</w:t>
       </w:r>
-      <w:hyperlink r:id="rId16">
+      <w:hyperlink r:id="rId18">
         <w:r>
           <w:rPr>
             <w:color w:val="0563C1"/>
@@ -499,7 +601,7 @@
         </w:rPr>
         <w:t>链接:</w:t>
       </w:r>
-      <w:hyperlink r:id="rId17">
+      <w:hyperlink r:id="rId19">
         <w:r>
           <w:rPr>
             <w:color w:val="0563C1"/>
@@ -550,7 +652,7 @@
         </w:rPr>
         <w:t>链接:</w:t>
       </w:r>
-      <w:hyperlink r:id="rId18">
+      <w:hyperlink r:id="rId20">
         <w:r>
           <w:rPr>
             <w:color w:val="0563C1"/>
@@ -601,64 +703,13 @@
         </w:rPr>
         <w:t>链接:</w:t>
       </w:r>
-      <w:hyperlink r:id="rId19">
+      <w:hyperlink r:id="rId21">
         <w:r>
           <w:rPr>
             <w:color w:val="0563C1"/>
             <w:u w:val="single"/>
           </w:rPr>
           <w:t>Kimi K3.1 Pro 正式发布：月之暗面最强 3 万亿级模型，编程智能体测评超 GPT-6</w:t>
-        </w:r>
-      </w:hyperlink>
-    </w:p>
-    <w:p>
-      <w:pPr>
-        <w:pStyle w:val="Heading3"/>
-      </w:pPr>
-      <w:r>
-        <w:rPr>
-          <w:rFonts w:ascii="Times New Roman" w:hAnsi="Times New Roman" w:eastAsia="黑体"/>
-          <w:b w:val="0"/>
-          <w:color w:val="888888"/>
-          <w:sz w:val="24"/>
-        </w:rPr>
-        <w:t>【C级·参考】</w:t>
-      </w:r>
-      <w:r>
-        <w:rPr>
-          <w:rFonts w:ascii="Times New Roman" w:hAnsi="Times New Roman" w:eastAsia="黑体"/>
-          <w:b w:val="0"/>
-          <w:color w:val="888888"/>
-          <w:sz w:val="24"/>
-        </w:rPr>
-        <w:t>Securing our frontier model training environment</w:t>
-      </w:r>
-    </w:p>
-    <w:p>
-      <w:r>
-        <w:rPr>
-          <w:rFonts w:ascii="Times New Roman" w:hAnsi="Times New Roman" w:eastAsia="宋体"/>
-          <w:color w:val="888888"/>
-          <w:sz w:val="18"/>
-        </w:rPr>
-        <w:t>来源:Hacker News | 时间:10-24 03:50</w:t>
-      </w:r>
-    </w:p>
-    <w:p>
-      <w:r>
-        <w:rPr>
-          <w:rFonts w:ascii="Times New Roman" w:hAnsi="Times New Roman" w:eastAsia="宋体"/>
-          <w:sz w:val="18"/>
-        </w:rPr>
-        <w:t>链接:</w:t>
-      </w:r>
-      <w:hyperlink r:id="rId20">
-        <w:r>
-          <w:rPr>
-            <w:color w:val="0563C1"/>
-            <w:u w:val="single"/>
-          </w:rPr>
-          <w:t>Securing our frontier model training environment</w:t>
         </w:r>
       </w:hyperlink>
     </w:p>
@@ -703,7 +754,7 @@
         </w:rPr>
         <w:t>链接:</w:t>
       </w:r>
-      <w:hyperlink r:id="rId21">
+      <w:hyperlink r:id="rId22">
         <w:r>
           <w:rPr>
             <w:color w:val="0563C1"/>
@@ -754,7 +805,7 @@
         </w:rPr>
         <w:t>链接:</w:t>
       </w:r>
-      <w:hyperlink r:id="rId22">
+      <w:hyperlink r:id="rId23">
         <w:r>
           <w:rPr>
             <w:color w:val="0563C1"/>
@@ -805,13 +856,64 @@
         </w:rPr>
         <w:t>链接:</w:t>
       </w:r>
-      <w:hyperlink r:id="rId23">
+      <w:hyperlink r:id="rId24">
         <w:r>
           <w:rPr>
             <w:color w:val="0563C1"/>
             <w:u w:val="single"/>
           </w:rPr>
           <w:t>华为AI眼镜新升级：停车场扫码支付与头动控制来袭！</w:t>
+        </w:r>
+      </w:hyperlink>
+    </w:p>
+    <w:p>
+      <w:pPr>
+        <w:pStyle w:val="Heading3"/>
+      </w:pPr>
+      <w:r>
+        <w:rPr>
+          <w:rFonts w:ascii="Times New Roman" w:hAnsi="Times New Roman" w:eastAsia="黑体"/>
+          <w:b w:val="0"/>
+          <w:color w:val="888888"/>
+          <w:sz w:val="24"/>
+        </w:rPr>
+        <w:t>【C级·参考】</w:t>
+      </w:r>
+      <w:r>
+        <w:rPr>
+          <w:rFonts w:ascii="Times New Roman" w:hAnsi="Times New Roman" w:eastAsia="黑体"/>
+          <w:b w:val="0"/>
+          <w:color w:val="888888"/>
+          <w:sz w:val="24"/>
+        </w:rPr>
+        <w:t>AI眼镜欧美市场旺 香港成内地品牌出海跳台</w:t>
+      </w:r>
+    </w:p>
+    <w:p>
+      <w:r>
+        <w:rPr>
+          <w:rFonts w:ascii="Times New Roman" w:hAnsi="Times New Roman" w:eastAsia="宋体"/>
+          <w:color w:val="888888"/>
+          <w:sz w:val="18"/>
+        </w:rPr>
+        <w:t>来源:Bing新闻 | 时间:10-23 21:23</w:t>
+      </w:r>
+    </w:p>
+    <w:p>
+      <w:r>
+        <w:rPr>
+          <w:rFonts w:ascii="Times New Roman" w:hAnsi="Times New Roman" w:eastAsia="宋体"/>
+          <w:sz w:val="18"/>
+        </w:rPr>
+        <w:t>链接:</w:t>
+      </w:r>
+      <w:hyperlink r:id="rId25">
+        <w:r>
+          <w:rPr>
+            <w:color w:val="0563C1"/>
+            <w:u w:val="single"/>
+          </w:rPr>
+          <w:t>AI眼镜欧美市场旺 香港成内地品牌出海跳台</w:t>
         </w:r>
       </w:hyperlink>
     </w:p>
@@ -856,7 +958,7 @@
         </w:rPr>
         <w:t>链接:</w:t>
       </w:r>
-      <w:hyperlink r:id="rId24">
+      <w:hyperlink r:id="rId26">
         <w:r>
           <w:rPr>
             <w:color w:val="0563C1"/>
@@ -907,115 +1009,13 @@
         </w:rPr>
         <w:t>链接:</w:t>
       </w:r>
-      <w:hyperlink r:id="rId25">
+      <w:hyperlink r:id="rId27">
         <w:r>
           <w:rPr>
             <w:color w:val="0563C1"/>
             <w:u w:val="single"/>
           </w:rPr>
           <w:t>硬氪首发丨理想AI眼镜操盘手开启儿童硬件创业，获数千万元天使轮融资</w:t>
-        </w:r>
-      </w:hyperlink>
-    </w:p>
-    <w:p>
-      <w:pPr>
-        <w:pStyle w:val="Heading3"/>
-      </w:pPr>
-      <w:r>
-        <w:rPr>
-          <w:rFonts w:ascii="Times New Roman" w:hAnsi="Times New Roman" w:eastAsia="黑体"/>
-          <w:b w:val="0"/>
-          <w:color w:val="888888"/>
-          <w:sz w:val="24"/>
-        </w:rPr>
-        <w:t>【C级·参考】</w:t>
-      </w:r>
-      <w:r>
-        <w:rPr>
-          <w:rFonts w:ascii="Times New Roman" w:hAnsi="Times New Roman" w:eastAsia="黑体"/>
-          <w:b w:val="0"/>
-          <w:color w:val="888888"/>
-          <w:sz w:val="24"/>
-        </w:rPr>
-        <w:t>1人4小时开发，“AI投胎人生模拟游戏”火了！</w:t>
-      </w:r>
-    </w:p>
-    <w:p>
-      <w:r>
-        <w:rPr>
-          <w:rFonts w:ascii="Times New Roman" w:hAnsi="Times New Roman" w:eastAsia="宋体"/>
-          <w:color w:val="888888"/>
-          <w:sz w:val="18"/>
-        </w:rPr>
-        <w:t>来源:GameLook | 时间:10-23 10:46</w:t>
-      </w:r>
-    </w:p>
-    <w:p>
-      <w:r>
-        <w:rPr>
-          <w:rFonts w:ascii="Times New Roman" w:hAnsi="Times New Roman" w:eastAsia="宋体"/>
-          <w:sz w:val="18"/>
-        </w:rPr>
-        <w:t>链接:</w:t>
-      </w:r>
-      <w:hyperlink r:id="rId26">
-        <w:r>
-          <w:rPr>
-            <w:color w:val="0563C1"/>
-            <w:u w:val="single"/>
-          </w:rPr>
-          <w:t>1人4小时开发，“AI投胎人生模拟游戏”火了！</w:t>
-        </w:r>
-      </w:hyperlink>
-    </w:p>
-    <w:p>
-      <w:pPr>
-        <w:pStyle w:val="Heading3"/>
-      </w:pPr>
-      <w:r>
-        <w:rPr>
-          <w:rFonts w:ascii="Times New Roman" w:hAnsi="Times New Roman" w:eastAsia="黑体"/>
-          <w:b w:val="0"/>
-          <w:color w:val="888888"/>
-          <w:sz w:val="24"/>
-        </w:rPr>
-        <w:t>【C级·参考】</w:t>
-      </w:r>
-      <w:r>
-        <w:rPr>
-          <w:rFonts w:ascii="Times New Roman" w:hAnsi="Times New Roman" w:eastAsia="黑体"/>
-          <w:b w:val="0"/>
-          <w:color w:val="888888"/>
-          <w:sz w:val="24"/>
-        </w:rPr>
-        <w:t>94%游戏工作室表态：“都在用AI，但都没用深”</w:t>
-      </w:r>
-    </w:p>
-    <w:p>
-      <w:r>
-        <w:rPr>
-          <w:rFonts w:ascii="Times New Roman" w:hAnsi="Times New Roman" w:eastAsia="宋体"/>
-          <w:color w:val="888888"/>
-          <w:sz w:val="18"/>
-        </w:rPr>
-        <w:t>来源:GameLook | 时间:10-23 07:49</w:t>
-      </w:r>
-    </w:p>
-    <w:p>
-      <w:r>
-        <w:rPr>
-          <w:rFonts w:ascii="Times New Roman" w:hAnsi="Times New Roman" w:eastAsia="宋体"/>
-          <w:sz w:val="18"/>
-        </w:rPr>
-        <w:t>链接:</w:t>
-      </w:r>
-      <w:hyperlink r:id="rId27">
-        <w:r>
-          <w:rPr>
-            <w:color w:val="0563C1"/>
-            <w:u w:val="single"/>
-          </w:rPr>
-          <w:t>94%游戏工作室表态：“都在用AI，但都没用深”</w:t>
         </w:r>
       </w:hyperlink>
     </w:p>
@@ -1072,57 +1072,6 @@
     </w:p>
     <w:p>
       <w:pPr>
-        <w:pStyle w:val="Heading3"/>
-      </w:pPr>
-      <w:r>
-        <w:rPr>
-          <w:rFonts w:ascii="Times New Roman" w:hAnsi="Times New Roman" w:eastAsia="黑体"/>
-          <w:b w:val="0"/>
-          <w:color w:val="888888"/>
-          <w:sz w:val="24"/>
-        </w:rPr>
-        <w:t>【C级·参考】</w:t>
-      </w:r>
-      <w:r>
-        <w:rPr>
-          <w:rFonts w:ascii="Times New Roman" w:hAnsi="Times New Roman" w:eastAsia="黑体"/>
-          <w:b w:val="0"/>
-          <w:color w:val="888888"/>
-          <w:sz w:val="24"/>
-        </w:rPr>
-        <w:t>千问AI硬件：一副眼镜的「越界」，与一个Agent的野心</w:t>
-      </w:r>
-    </w:p>
-    <w:p>
-      <w:r>
-        <w:rPr>
-          <w:rFonts w:ascii="Times New Roman" w:hAnsi="Times New Roman" w:eastAsia="宋体"/>
-          <w:color w:val="888888"/>
-          <w:sz w:val="18"/>
-        </w:rPr>
-        <w:t>来源:Bing新闻 | 时间:10-22 17:14</w:t>
-      </w:r>
-    </w:p>
-    <w:p>
-      <w:r>
-        <w:rPr>
-          <w:rFonts w:ascii="Times New Roman" w:hAnsi="Times New Roman" w:eastAsia="宋体"/>
-          <w:sz w:val="18"/>
-        </w:rPr>
-        <w:t>链接:</w:t>
-      </w:r>
-      <w:hyperlink r:id="rId29">
-        <w:r>
-          <w:rPr>
-            <w:color w:val="0563C1"/>
-            <w:u w:val="single"/>
-          </w:rPr>
-          <w:t>千问AI硬件：一副眼镜的「越界」，与一个Agent的野心</w:t>
-        </w:r>
-      </w:hyperlink>
-    </w:p>
-    <w:p>
-      <w:pPr>
         <w:pStyle w:val="Heading2"/>
       </w:pPr>
       <w:r>
@@ -1134,55 +1083,9 @@
       </w:r>
     </w:p>
     <w:p>
-      <w:pPr>
-        <w:pStyle w:val="Heading3"/>
-      </w:pPr>
       <w:r>
-        <w:rPr>
-          <w:rFonts w:ascii="Times New Roman" w:hAnsi="Times New Roman" w:eastAsia="黑体"/>
-          <w:b w:val="0"/>
-          <w:color w:val="888888"/>
-          <w:sz w:val="24"/>
-        </w:rPr>
-        <w:t>【C级·参考】</w:t>
+        <w:t>本线口暂无重要更新</w:t>
       </w:r>
-      <w:r>
-        <w:rPr>
-          <w:rFonts w:ascii="Times New Roman" w:hAnsi="Times New Roman" w:eastAsia="黑体"/>
-          <w:b w:val="0"/>
-          <w:color w:val="888888"/>
-          <w:sz w:val="24"/>
-        </w:rPr>
-        <w:t>叠纸不画饼：姚润昊机器人公司来了，纸片人老公真要“走出屏幕”？</w:t>
-      </w:r>
-    </w:p>
-    <w:p>
-      <w:r>
-        <w:rPr>
-          <w:rFonts w:ascii="Times New Roman" w:hAnsi="Times New Roman" w:eastAsia="宋体"/>
-          <w:color w:val="888888"/>
-          <w:sz w:val="18"/>
-        </w:rPr>
-        <w:t>来源:GameLook | 时间:10-23 10:40</w:t>
-      </w:r>
-    </w:p>
-    <w:p>
-      <w:r>
-        <w:rPr>
-          <w:rFonts w:ascii="Times New Roman" w:hAnsi="Times New Roman" w:eastAsia="宋体"/>
-          <w:sz w:val="18"/>
-        </w:rPr>
-        <w:t>链接:</w:t>
-      </w:r>
-      <w:hyperlink r:id="rId30">
-        <w:r>
-          <w:rPr>
-            <w:color w:val="0563C1"/>
-            <w:u w:val="single"/>
-          </w:rPr>
-          <w:t>叠纸不画饼：姚润昊机器人公司来了，纸片人老公真要“走出屏幕”？</w:t>
-        </w:r>
-      </w:hyperlink>
     </w:p>
     <w:p>
       <w:pPr>
@@ -1237,7 +1140,7 @@
         </w:rPr>
         <w:t>链接:</w:t>
       </w:r>
-      <w:hyperlink r:id="rId31">
+      <w:hyperlink r:id="rId29">
         <w:r>
           <w:rPr>
             <w:color w:val="0563C1"/>
@@ -1288,7 +1191,7 @@
         </w:rPr>
         <w:t>链接:</w:t>
       </w:r>
-      <w:hyperlink r:id="rId32">
+      <w:hyperlink r:id="rId30">
         <w:r>
           <w:rPr>
             <w:color w:val="0563C1"/>
@@ -1368,7 +1271,7 @@
         </w:rPr>
         <w:t>链接:</w:t>
       </w:r>
-      <w:hyperlink r:id="rId33">
+      <w:hyperlink r:id="rId31">
         <w:r>
           <w:rPr>
             <w:color w:val="0563C1"/>
@@ -1419,166 +1322,13 @@
         </w:rPr>
         <w:t>链接:</w:t>
       </w:r>
-      <w:hyperlink r:id="rId34">
+      <w:hyperlink r:id="rId32">
         <w:r>
           <w:rPr>
             <w:color w:val="0563C1"/>
             <w:u w:val="single"/>
           </w:rPr>
           <w:t>曝微软曾向 Netflix 开价 8 亿美元，寻求 XBOX 游戏 7 年独家影视改编权</w:t>
-        </w:r>
-      </w:hyperlink>
-    </w:p>
-    <w:p>
-      <w:pPr>
-        <w:pStyle w:val="Heading3"/>
-      </w:pPr>
-      <w:r>
-        <w:rPr>
-          <w:rFonts w:ascii="Times New Roman" w:hAnsi="Times New Roman" w:eastAsia="黑体"/>
-          <w:b w:val="0"/>
-          <w:color w:val="888888"/>
-          <w:sz w:val="24"/>
-        </w:rPr>
-        <w:t>【C级·参考】</w:t>
-      </w:r>
-      <w:r>
-        <w:rPr>
-          <w:rFonts w:ascii="Times New Roman" w:hAnsi="Times New Roman" w:eastAsia="黑体"/>
-          <w:b w:val="0"/>
-          <w:color w:val="888888"/>
-          <w:sz w:val="24"/>
-        </w:rPr>
-        <w:t>游戏人诉苦：游戏收入56万美元，到手仅7.3万，“等于5年月薪8000”</w:t>
-      </w:r>
-    </w:p>
-    <w:p>
-      <w:r>
-        <w:rPr>
-          <w:rFonts w:ascii="Times New Roman" w:hAnsi="Times New Roman" w:eastAsia="宋体"/>
-          <w:color w:val="888888"/>
-          <w:sz w:val="18"/>
-        </w:rPr>
-        <w:t>来源:GameLook | 时间:10-23 11:49</w:t>
-      </w:r>
-    </w:p>
-    <w:p>
-      <w:r>
-        <w:rPr>
-          <w:rFonts w:ascii="Times New Roman" w:hAnsi="Times New Roman" w:eastAsia="宋体"/>
-          <w:sz w:val="18"/>
-        </w:rPr>
-        <w:t>链接:</w:t>
-      </w:r>
-      <w:hyperlink r:id="rId35">
-        <w:r>
-          <w:rPr>
-            <w:color w:val="0563C1"/>
-            <w:u w:val="single"/>
-          </w:rPr>
-          <w:t>游戏人诉苦：游戏收入56万美元，到手仅7.3万，“等于5年月薪8000”</w:t>
-        </w:r>
-      </w:hyperlink>
-    </w:p>
-    <w:p>
-      <w:pPr>
-        <w:pStyle w:val="Heading3"/>
-      </w:pPr>
-      <w:r>
-        <w:rPr>
-          <w:rFonts w:ascii="Times New Roman" w:hAnsi="Times New Roman" w:eastAsia="黑体"/>
-          <w:b w:val="0"/>
-          <w:color w:val="888888"/>
-          <w:sz w:val="24"/>
-        </w:rPr>
-        <w:t>【C级·参考】</w:t>
-      </w:r>
-      <w:r>
-        <w:rPr>
-          <w:rFonts w:ascii="Times New Roman" w:hAnsi="Times New Roman" w:eastAsia="黑体"/>
-          <w:b w:val="0"/>
-          <w:color w:val="888888"/>
-          <w:sz w:val="24"/>
-        </w:rPr>
-        <w:t>“没故事可讲”的游戏股，跌了一整年！</w:t>
-      </w:r>
-    </w:p>
-    <w:p>
-      <w:r>
-        <w:rPr>
-          <w:rFonts w:ascii="Times New Roman" w:hAnsi="Times New Roman" w:eastAsia="宋体"/>
-          <w:color w:val="888888"/>
-          <w:sz w:val="18"/>
-        </w:rPr>
-        <w:t>来源:GameLook | 时间:10-23 10:46</w:t>
-      </w:r>
-    </w:p>
-    <w:p>
-      <w:r>
-        <w:rPr>
-          <w:rFonts w:ascii="Times New Roman" w:hAnsi="Times New Roman" w:eastAsia="宋体"/>
-          <w:sz w:val="18"/>
-        </w:rPr>
-        <w:t>链接:</w:t>
-      </w:r>
-      <w:hyperlink r:id="rId36">
-        <w:r>
-          <w:rPr>
-            <w:color w:val="0563C1"/>
-            <w:u w:val="single"/>
-          </w:rPr>
-          <w:t>“没故事可讲”的游戏股，跌了一整年！</w:t>
-        </w:r>
-      </w:hyperlink>
-    </w:p>
-    <w:p>
-      <w:pPr>
-        <w:pStyle w:val="Heading3"/>
-      </w:pPr>
-      <w:r>
-        <w:rPr>
-          <w:rFonts w:ascii="Times New Roman" w:hAnsi="Times New Roman" w:eastAsia="黑体"/>
-          <w:b w:val="0"/>
-          <w:color w:val="888888"/>
-          <w:sz w:val="24"/>
-        </w:rPr>
-        <w:t>【C级·参考】</w:t>
-      </w:r>
-      <w:r>
-        <w:rPr>
-          <w:rFonts w:ascii="Times New Roman" w:hAnsi="Times New Roman" w:eastAsia="黑体"/>
-          <w:b w:val="0"/>
-          <w:color w:val="888888"/>
-          <w:sz w:val="24"/>
-        </w:rPr>
-        <w:t>情怀投资到期，米哈游不做脑机接口了？退出上海零唯一思</w:t>
-      </w:r>
-    </w:p>
-    <w:p>
-      <w:r>
-        <w:rPr>
-          <w:rFonts w:ascii="Times New Roman" w:hAnsi="Times New Roman" w:eastAsia="宋体"/>
-          <w:color w:val="888888"/>
-          <w:sz w:val="18"/>
-        </w:rPr>
-        <w:t>来源:GameLook | 时间:10-23 08:44</w:t>
-      </w:r>
-    </w:p>
-    <w:p>
-      <w:r>
-        <w:rPr>
-          <w:rFonts w:ascii="Times New Roman" w:hAnsi="Times New Roman" w:eastAsia="宋体"/>
-          <w:sz w:val="18"/>
-        </w:rPr>
-        <w:t>链接:</w:t>
-      </w:r>
-      <w:hyperlink r:id="rId37">
-        <w:r>
-          <w:rPr>
-            <w:color w:val="0563C1"/>
-            <w:u w:val="single"/>
-          </w:rPr>
-          <w:t>情怀投资到期，米哈游不做脑机接口了？退出上海零唯一思</w:t>
         </w:r>
       </w:hyperlink>
     </w:p>
@@ -1635,7 +1385,7 @@
         </w:rPr>
         <w:t>链接:</w:t>
       </w:r>
-      <w:hyperlink r:id="rId38">
+      <w:hyperlink r:id="rId33">
         <w:r>
           <w:rPr>
             <w:color w:val="0563C1"/>
@@ -1671,7 +1421,7 @@
           <w:rFonts w:ascii="Times New Roman" w:hAnsi="Times New Roman" w:eastAsia="宋体"/>
           <w:sz w:val="18"/>
         </w:rPr>
-        <w:t>IT之家(60)、GameLook(9)、HackerNews(4)、Bing新闻(7)</w:t>
+        <w:t>IT之家(60)、HackerNews(3)、Bing新闻(5)</w:t>
       </w:r>
     </w:p>
     <w:p>
@@ -1688,7 +1438,7 @@
           <w:rFonts w:ascii="Times New Roman" w:hAnsi="Times New Roman" w:eastAsia="宋体"/>
           <w:sz w:val="18"/>
         </w:rPr>
-        <w:t>36氪(no entries)</w:t>
+        <w:t>36氪(no entries)、GameLook(HTTP 502)</w:t>
       </w:r>
     </w:p>
     <w:p>

--- a/briefings/线口监测午报-2026-10-24.docx
+++ b/briefings/线口监测午报-2026-10-24.docx
@@ -22,7 +22,7 @@
           <w:color w:val="888888"/>
           <w:sz w:val="18"/>
         </w:rPr>
-        <w:t>监测窗口:近48小时 | 生成时间:2026-10-24 13:56</w:t>
+        <w:t>监测窗口:近48小时 | 生成时间:2026-10-24 19:57</w:t>
       </w:r>
     </w:p>
     <w:p>
@@ -70,7 +70,7 @@
           <w:color w:val="888888"/>
           <w:sz w:val="24"/>
         </w:rPr>
-        <w:t>微软“邮件革命”仅一年就退场：Outlook 收件箱 AI 整理 Prioritize My Inbox 功能下周起停用</w:t>
+        <w:t>倍思为苹果 iPhone Duo 推出卡片磁吸 Air 移动电源：7.5W 无线 +25W 有线，5000mAh 售 374 元</w:t>
       </w:r>
     </w:p>
     <w:p>
@@ -80,7 +80,7 @@
           <w:color w:val="888888"/>
           <w:sz w:val="18"/>
         </w:rPr>
-        <w:t>来源:IT之家 | 时间:10-24 13:07</w:t>
+        <w:t>来源:IT之家 | 时间:10-24 19:56</w:t>
       </w:r>
     </w:p>
     <w:p>
@@ -97,7 +97,7 @@
             <w:color w:val="0563C1"/>
             <w:u w:val="single"/>
           </w:rPr>
-          <w:t>微软“邮件革命”仅一年就退场：Outlook 收件箱 AI 整理 Prioritize My Inbox 功能下周起停用</w:t>
+          <w:t>倍思为苹果 iPhone Duo 推出卡片磁吸 Air 移动电源：7.5W 无线 +25W 有线，5000mAh 售 374 元</w:t>
         </w:r>
       </w:hyperlink>
     </w:p>
@@ -121,7 +121,7 @@
           <w:color w:val="888888"/>
           <w:sz w:val="24"/>
         </w:rPr>
-        <w:t>亿万富翁投资人马克 · 库班：抵御失控智能体就像防蟑螂，可以用 AI“喷药”</w:t>
+        <w:t>消息称字节跳动 AI 短剧产品内部整合：小云雀并入即梦，仍保留独立入口</w:t>
       </w:r>
     </w:p>
     <w:p>
@@ -131,7 +131,7 @@
           <w:color w:val="888888"/>
           <w:sz w:val="18"/>
         </w:rPr>
-        <w:t>来源:IT之家 | 时间:10-24 12:56</w:t>
+        <w:t>来源:IT之家 | 时间:10-24 18:59</w:t>
       </w:r>
     </w:p>
     <w:p>
@@ -148,7 +148,7 @@
             <w:color w:val="0563C1"/>
             <w:u w:val="single"/>
           </w:rPr>
-          <w:t>亿万富翁投资人马克 · 库班：抵御失控智能体就像防蟑螂，可以用 AI“喷药”</w:t>
+          <w:t>消息称字节跳动 AI 短剧产品内部整合：小云雀并入即梦，仍保留独立入口</w:t>
         </w:r>
       </w:hyperlink>
     </w:p>
@@ -172,7 +172,7 @@
           <w:color w:val="888888"/>
           <w:sz w:val="24"/>
         </w:rPr>
-        <w:t>宫本茂：即使 AI 最终什么都能做，人类设计师也始终会有用武之地</w:t>
+        <w:t>腾讯 WorkBuddy 接入模型 Kimi-K3.1-Pro，支持 100 万上下文</w:t>
       </w:r>
     </w:p>
     <w:p>
@@ -182,7 +182,7 @@
           <w:color w:val="888888"/>
           <w:sz w:val="18"/>
         </w:rPr>
-        <w:t>来源:IT之家 | 时间:10-24 12:34</w:t>
+        <w:t>来源:IT之家 | 时间:10-24 15:59</w:t>
       </w:r>
     </w:p>
     <w:p>
@@ -199,7 +199,7 @@
             <w:color w:val="0563C1"/>
             <w:u w:val="single"/>
           </w:rPr>
-          <w:t>宫本茂：即使 AI 最终什么都能做，人类设计师也始终会有用武之地</w:t>
+          <w:t>腾讯 WorkBuddy 接入模型 Kimi-K3.1-Pro，支持 100 万上下文</w:t>
         </w:r>
       </w:hyperlink>
     </w:p>
@@ -223,7 +223,7 @@
           <w:color w:val="888888"/>
           <w:sz w:val="24"/>
         </w:rPr>
-        <w:t>英伟达黄仁勋开炮：“AI 毁灭人类”纯属捏造，是博眼球的廉价炒作</w:t>
+        <w:t>父亲突发脑梗后儿子用豆包 AI 抢出救命时间，话题登顶微博热搜</w:t>
       </w:r>
     </w:p>
     <w:p>
@@ -233,7 +233,7 @@
           <w:color w:val="888888"/>
           <w:sz w:val="18"/>
         </w:rPr>
-        <w:t>来源:IT之家 | 时间:10-24 10:56</w:t>
+        <w:t>来源:IT之家 | 时间:10-24 15:08</w:t>
       </w:r>
     </w:p>
     <w:p>
@@ -250,7 +250,7 @@
             <w:color w:val="0563C1"/>
             <w:u w:val="single"/>
           </w:rPr>
-          <w:t>英伟达黄仁勋开炮：“AI 毁灭人类”纯属捏造，是博眼球的廉价炒作</w:t>
+          <w:t>父亲突发脑梗后儿子用豆包 AI 抢出救命时间，话题登顶微博热搜</w:t>
         </w:r>
       </w:hyperlink>
     </w:p>
@@ -274,7 +274,7 @@
           <w:color w:val="888888"/>
           <w:sz w:val="24"/>
         </w:rPr>
-        <w:t>亚马逊 CEO 贾西：要让 AI 广泛应用于企业软件，成本需降至目前十分之一</w:t>
+        <w:t>Hacker reverses Samsung TV, finds on-board AI listening OpenAI account suspended</w:t>
       </w:r>
     </w:p>
     <w:p>
@@ -284,7 +284,7 @@
           <w:color w:val="888888"/>
           <w:sz w:val="18"/>
         </w:rPr>
-        <w:t>来源:IT之家 | 时间:10-24 09:51</w:t>
+        <w:t>来源:Hacker News | 时间:10-24 13:49</w:t>
       </w:r>
     </w:p>
     <w:p>
@@ -301,415 +301,7 @@
             <w:color w:val="0563C1"/>
             <w:u w:val="single"/>
           </w:rPr>
-          <w:t>亚马逊 CEO 贾西：要让 AI 广泛应用于企业软件，成本需降至目前十分之一</w:t>
-        </w:r>
-      </w:hyperlink>
-    </w:p>
-    <w:p>
-      <w:pPr>
-        <w:pStyle w:val="Heading3"/>
-      </w:pPr>
-      <w:r>
-        <w:rPr>
-          <w:rFonts w:ascii="Times New Roman" w:hAnsi="Times New Roman" w:eastAsia="黑体"/>
-          <w:b w:val="0"/>
-          <w:color w:val="888888"/>
-          <w:sz w:val="24"/>
-        </w:rPr>
-        <w:t>【C级·参考】</w:t>
-      </w:r>
-      <w:r>
-        <w:rPr>
-          <w:rFonts w:ascii="Times New Roman" w:hAnsi="Times New Roman" w:eastAsia="黑体"/>
-          <w:b w:val="0"/>
-          <w:color w:val="888888"/>
-          <w:sz w:val="24"/>
-        </w:rPr>
-        <w:t>英国将砸 6 亿英镑应对潜在 AI 风险，还计划建 AI 生物安全实验室</w:t>
-      </w:r>
-    </w:p>
-    <w:p>
-      <w:r>
-        <w:rPr>
-          <w:rFonts w:ascii="Times New Roman" w:hAnsi="Times New Roman" w:eastAsia="宋体"/>
-          <w:color w:val="888888"/>
-          <w:sz w:val="18"/>
-        </w:rPr>
-        <w:t>来源:IT之家 | 时间:10-24 08:59</w:t>
-      </w:r>
-    </w:p>
-    <w:p>
-      <w:r>
-        <w:rPr>
-          <w:rFonts w:ascii="Times New Roman" w:hAnsi="Times New Roman" w:eastAsia="宋体"/>
-          <w:sz w:val="18"/>
-        </w:rPr>
-        <w:t>链接:</w:t>
-      </w:r>
-      <w:hyperlink r:id="rId14">
-        <w:r>
-          <w:rPr>
-            <w:color w:val="0563C1"/>
-            <w:u w:val="single"/>
-          </w:rPr>
-          <w:t>英国将砸 6 亿英镑应对潜在 AI 风险，还计划建 AI 生物安全实验室</w:t>
-        </w:r>
-      </w:hyperlink>
-    </w:p>
-    <w:p>
-      <w:pPr>
-        <w:pStyle w:val="Heading3"/>
-      </w:pPr>
-      <w:r>
-        <w:rPr>
-          <w:rFonts w:ascii="Times New Roman" w:hAnsi="Times New Roman" w:eastAsia="黑体"/>
-          <w:b w:val="0"/>
-          <w:color w:val="888888"/>
-          <w:sz w:val="24"/>
-        </w:rPr>
-        <w:t>【C级·参考】</w:t>
-      </w:r>
-      <w:r>
-        <w:rPr>
-          <w:rFonts w:ascii="Times New Roman" w:hAnsi="Times New Roman" w:eastAsia="黑体"/>
-          <w:b w:val="0"/>
-          <w:color w:val="888888"/>
-          <w:sz w:val="24"/>
-        </w:rPr>
-        <w:t>华为官宣 Mate 90 系列手机上线全新睿影 XMAGE 影像服务，图库升级支持 AI 一键成片等功能</w:t>
-      </w:r>
-    </w:p>
-    <w:p>
-      <w:r>
-        <w:rPr>
-          <w:rFonts w:ascii="Times New Roman" w:hAnsi="Times New Roman" w:eastAsia="宋体"/>
-          <w:color w:val="888888"/>
-          <w:sz w:val="18"/>
-        </w:rPr>
-        <w:t>来源:IT之家 | 时间:10-24 08:14</w:t>
-      </w:r>
-    </w:p>
-    <w:p>
-      <w:r>
-        <w:rPr>
-          <w:rFonts w:ascii="Times New Roman" w:hAnsi="Times New Roman" w:eastAsia="宋体"/>
-          <w:sz w:val="18"/>
-        </w:rPr>
-        <w:t>链接:</w:t>
-      </w:r>
-      <w:hyperlink r:id="rId15">
-        <w:r>
-          <w:rPr>
-            <w:color w:val="0563C1"/>
-            <w:u w:val="single"/>
-          </w:rPr>
-          <w:t>华为官宣 Mate 90 系列手机上线全新睿影 XMAGE 影像服务，图库升级支持 AI 一键成片等功能</w:t>
-        </w:r>
-      </w:hyperlink>
-    </w:p>
-    <w:p>
-      <w:pPr>
-        <w:pStyle w:val="Heading3"/>
-      </w:pPr>
-      <w:r>
-        <w:rPr>
-          <w:rFonts w:ascii="Times New Roman" w:hAnsi="Times New Roman" w:eastAsia="黑体"/>
-          <w:b w:val="0"/>
-          <w:color w:val="888888"/>
-          <w:sz w:val="24"/>
-        </w:rPr>
-        <w:t>【C级·参考】</w:t>
-      </w:r>
-      <w:r>
-        <w:rPr>
-          <w:rFonts w:ascii="Times New Roman" w:hAnsi="Times New Roman" w:eastAsia="黑体"/>
-          <w:b w:val="0"/>
-          <w:color w:val="888888"/>
-          <w:sz w:val="24"/>
-        </w:rPr>
-        <w:t>扎克伯格的 AI 新版图：买下 Sundial 让数据分析变成“聊天”那么简单</w:t>
-      </w:r>
-    </w:p>
-    <w:p>
-      <w:r>
-        <w:rPr>
-          <w:rFonts w:ascii="Times New Roman" w:hAnsi="Times New Roman" w:eastAsia="宋体"/>
-          <w:color w:val="888888"/>
-          <w:sz w:val="18"/>
-        </w:rPr>
-        <w:t>来源:IT之家 | 时间:10-24 08:08</w:t>
-      </w:r>
-    </w:p>
-    <w:p>
-      <w:r>
-        <w:rPr>
-          <w:rFonts w:ascii="Times New Roman" w:hAnsi="Times New Roman" w:eastAsia="宋体"/>
-          <w:sz w:val="18"/>
-        </w:rPr>
-        <w:t>链接:</w:t>
-      </w:r>
-      <w:hyperlink r:id="rId16">
-        <w:r>
-          <w:rPr>
-            <w:color w:val="0563C1"/>
-            <w:u w:val="single"/>
-          </w:rPr>
-          <w:t>扎克伯格的 AI 新版图：买下 Sundial 让数据分析变成“聊天”那么简单</w:t>
-        </w:r>
-      </w:hyperlink>
-    </w:p>
-    <w:p>
-      <w:pPr>
-        <w:pStyle w:val="Heading3"/>
-      </w:pPr>
-      <w:r>
-        <w:rPr>
-          <w:rFonts w:ascii="Times New Roman" w:hAnsi="Times New Roman" w:eastAsia="黑体"/>
-          <w:b w:val="0"/>
-          <w:color w:val="888888"/>
-          <w:sz w:val="24"/>
-        </w:rPr>
-        <w:t>【C级·参考】</w:t>
-      </w:r>
-      <w:r>
-        <w:rPr>
-          <w:rFonts w:ascii="Times New Roman" w:hAnsi="Times New Roman" w:eastAsia="黑体"/>
-          <w:b w:val="0"/>
-          <w:color w:val="888888"/>
-          <w:sz w:val="24"/>
-        </w:rPr>
-        <w:t>IT早报 1024：月之暗面发布 Kimi K3.1 Pro；诋毁嘲讽尊界 S800 自媒体博主向尊界道歉；华为 Pura90 Plus 开启预订；iPhone Duo 内屏膜撕下秒变亮面屏...</w:t>
-      </w:r>
-    </w:p>
-    <w:p>
-      <w:r>
-        <w:rPr>
-          <w:rFonts w:ascii="Times New Roman" w:hAnsi="Times New Roman" w:eastAsia="宋体"/>
-          <w:color w:val="888888"/>
-          <w:sz w:val="18"/>
-        </w:rPr>
-        <w:t>来源:IT之家 | 时间:10-24 07:49</w:t>
-      </w:r>
-    </w:p>
-    <w:p>
-      <w:r>
-        <w:rPr>
-          <w:rFonts w:ascii="Times New Roman" w:hAnsi="Times New Roman" w:eastAsia="宋体"/>
-          <w:sz w:val="18"/>
-        </w:rPr>
-        <w:t>链接:</w:t>
-      </w:r>
-      <w:hyperlink r:id="rId17">
-        <w:r>
-          <w:rPr>
-            <w:color w:val="0563C1"/>
-            <w:u w:val="single"/>
-          </w:rPr>
-          <w:t>IT早报 1024：月之暗面发布 Kimi K3.1 Pro；诋毁嘲讽尊界 S800 自媒体博主向尊界道歉；华为 Pura90 Plus 开启预订；iPhone Duo 内屏膜撕下秒变亮面屏...</w:t>
-        </w:r>
-      </w:hyperlink>
-    </w:p>
-    <w:p>
-      <w:pPr>
-        <w:pStyle w:val="Heading3"/>
-      </w:pPr>
-      <w:r>
-        <w:rPr>
-          <w:rFonts w:ascii="Times New Roman" w:hAnsi="Times New Roman" w:eastAsia="黑体"/>
-          <w:b w:val="0"/>
-          <w:color w:val="888888"/>
-          <w:sz w:val="24"/>
-        </w:rPr>
-        <w:t>【C级·参考】</w:t>
-      </w:r>
-      <w:r>
-        <w:rPr>
-          <w:rFonts w:ascii="Times New Roman" w:hAnsi="Times New Roman" w:eastAsia="黑体"/>
-          <w:b w:val="0"/>
-          <w:color w:val="888888"/>
-          <w:sz w:val="24"/>
-        </w:rPr>
-        <w:t>谷歌 CEO 皮查伊：距离 AI 能自我改进的“最终状态”，我们还有很长的路要走</w:t>
-      </w:r>
-    </w:p>
-    <w:p>
-      <w:r>
-        <w:rPr>
-          <w:rFonts w:ascii="Times New Roman" w:hAnsi="Times New Roman" w:eastAsia="宋体"/>
-          <w:color w:val="888888"/>
-          <w:sz w:val="18"/>
-        </w:rPr>
-        <w:t>来源:IT之家 | 时间:10-24 07:37</w:t>
-      </w:r>
-    </w:p>
-    <w:p>
-      <w:r>
-        <w:rPr>
-          <w:rFonts w:ascii="Times New Roman" w:hAnsi="Times New Roman" w:eastAsia="宋体"/>
-          <w:sz w:val="18"/>
-        </w:rPr>
-        <w:t>链接:</w:t>
-      </w:r>
-      <w:hyperlink r:id="rId18">
-        <w:r>
-          <w:rPr>
-            <w:color w:val="0563C1"/>
-            <w:u w:val="single"/>
-          </w:rPr>
-          <w:t>谷歌 CEO 皮查伊：距离 AI 能自我改进的“最终状态”，我们还有很长的路要走</w:t>
-        </w:r>
-      </w:hyperlink>
-    </w:p>
-    <w:p>
-      <w:pPr>
-        <w:pStyle w:val="Heading3"/>
-      </w:pPr>
-      <w:r>
-        <w:rPr>
-          <w:rFonts w:ascii="Times New Roman" w:hAnsi="Times New Roman" w:eastAsia="黑体"/>
-          <w:b w:val="0"/>
-          <w:color w:val="888888"/>
-          <w:sz w:val="24"/>
-        </w:rPr>
-        <w:t>【C级·参考】</w:t>
-      </w:r>
-      <w:r>
-        <w:rPr>
-          <w:rFonts w:ascii="Times New Roman" w:hAnsi="Times New Roman" w:eastAsia="黑体"/>
-          <w:b w:val="0"/>
-          <w:color w:val="888888"/>
-          <w:sz w:val="24"/>
-        </w:rPr>
-        <w:t>OpenAI 为前沿 AI 训练 / 评估开启“断网闭关”模式，遏制其越狱攻击</w:t>
-      </w:r>
-    </w:p>
-    <w:p>
-      <w:r>
-        <w:rPr>
-          <w:rFonts w:ascii="Times New Roman" w:hAnsi="Times New Roman" w:eastAsia="宋体"/>
-          <w:color w:val="888888"/>
-          <w:sz w:val="18"/>
-        </w:rPr>
-        <w:t>来源:IT之家 | 时间:10-24 07:33</w:t>
-      </w:r>
-    </w:p>
-    <w:p>
-      <w:r>
-        <w:rPr>
-          <w:rFonts w:ascii="Times New Roman" w:hAnsi="Times New Roman" w:eastAsia="宋体"/>
-          <w:sz w:val="18"/>
-        </w:rPr>
-        <w:t>链接:</w:t>
-      </w:r>
-      <w:hyperlink r:id="rId19">
-        <w:r>
-          <w:rPr>
-            <w:color w:val="0563C1"/>
-            <w:u w:val="single"/>
-          </w:rPr>
-          <w:t>OpenAI 为前沿 AI 训练 / 评估开启“断网闭关”模式，遏制其越狱攻击</w:t>
-        </w:r>
-      </w:hyperlink>
-    </w:p>
-    <w:p>
-      <w:pPr>
-        <w:pStyle w:val="Heading3"/>
-      </w:pPr>
-      <w:r>
-        <w:rPr>
-          <w:rFonts w:ascii="Times New Roman" w:hAnsi="Times New Roman" w:eastAsia="黑体"/>
-          <w:b w:val="0"/>
-          <w:color w:val="888888"/>
-          <w:sz w:val="24"/>
-        </w:rPr>
-        <w:t>【C级·参考】</w:t>
-      </w:r>
-      <w:r>
-        <w:rPr>
-          <w:rFonts w:ascii="Times New Roman" w:hAnsi="Times New Roman" w:eastAsia="黑体"/>
-          <w:b w:val="0"/>
-          <w:color w:val="888888"/>
-          <w:sz w:val="24"/>
-        </w:rPr>
-        <w:t>“行为难以预测”存在安全隐患，OpenAI 将不再在实时互联网上训练模型</w:t>
-      </w:r>
-    </w:p>
-    <w:p>
-      <w:r>
-        <w:rPr>
-          <w:rFonts w:ascii="Times New Roman" w:hAnsi="Times New Roman" w:eastAsia="宋体"/>
-          <w:color w:val="888888"/>
-          <w:sz w:val="18"/>
-        </w:rPr>
-        <w:t>来源:IT之家 | 时间:10-24 07:25</w:t>
-      </w:r>
-    </w:p>
-    <w:p>
-      <w:r>
-        <w:rPr>
-          <w:rFonts w:ascii="Times New Roman" w:hAnsi="Times New Roman" w:eastAsia="宋体"/>
-          <w:sz w:val="18"/>
-        </w:rPr>
-        <w:t>链接:</w:t>
-      </w:r>
-      <w:hyperlink r:id="rId20">
-        <w:r>
-          <w:rPr>
-            <w:color w:val="0563C1"/>
-            <w:u w:val="single"/>
-          </w:rPr>
-          <w:t>“行为难以预测”存在安全隐患，OpenAI 将不再在实时互联网上训练模型</w:t>
-        </w:r>
-      </w:hyperlink>
-    </w:p>
-    <w:p>
-      <w:pPr>
-        <w:pStyle w:val="Heading3"/>
-      </w:pPr>
-      <w:r>
-        <w:rPr>
-          <w:rFonts w:ascii="Times New Roman" w:hAnsi="Times New Roman" w:eastAsia="黑体"/>
-          <w:b w:val="0"/>
-          <w:color w:val="888888"/>
-          <w:sz w:val="24"/>
-        </w:rPr>
-        <w:t>【C级·参考】</w:t>
-      </w:r>
-      <w:r>
-        <w:rPr>
-          <w:rFonts w:ascii="Times New Roman" w:hAnsi="Times New Roman" w:eastAsia="黑体"/>
-          <w:b w:val="0"/>
-          <w:color w:val="888888"/>
-          <w:sz w:val="24"/>
-        </w:rPr>
-        <w:t>Kimi K3.1 Pro 正式发布：月之暗面最强 3 万亿级模型，编程智能体测评超 GPT-6</w:t>
-      </w:r>
-    </w:p>
-    <w:p>
-      <w:r>
-        <w:rPr>
-          <w:rFonts w:ascii="Times New Roman" w:hAnsi="Times New Roman" w:eastAsia="宋体"/>
-          <w:color w:val="888888"/>
-          <w:sz w:val="18"/>
-        </w:rPr>
-        <w:t>来源:IT之家 | 时间:10-24 07:08</w:t>
-      </w:r>
-    </w:p>
-    <w:p>
-      <w:r>
-        <w:rPr>
-          <w:rFonts w:ascii="Times New Roman" w:hAnsi="Times New Roman" w:eastAsia="宋体"/>
-          <w:sz w:val="18"/>
-        </w:rPr>
-        <w:t>链接:</w:t>
-      </w:r>
-      <w:hyperlink r:id="rId21">
-        <w:r>
-          <w:rPr>
-            <w:color w:val="0563C1"/>
-            <w:u w:val="single"/>
-          </w:rPr>
-          <w:t>Kimi K3.1 Pro 正式发布：月之暗面最强 3 万亿级模型，编程智能体测评超 GPT-6</w:t>
+          <w:t>Hacker reverses Samsung TV, finds on-board AI listening OpenAI account suspended</w:t>
         </w:r>
       </w:hyperlink>
     </w:p>
@@ -754,7 +346,7 @@
         </w:rPr>
         <w:t>链接:</w:t>
       </w:r>
-      <w:hyperlink r:id="rId22">
+      <w:hyperlink r:id="rId14">
         <w:r>
           <w:rPr>
             <w:color w:val="0563C1"/>
@@ -805,115 +397,13 @@
         </w:rPr>
         <w:t>链接:</w:t>
       </w:r>
-      <w:hyperlink r:id="rId23">
+      <w:hyperlink r:id="rId15">
         <w:r>
           <w:rPr>
             <w:color w:val="0563C1"/>
             <w:u w:val="single"/>
           </w:rPr>
           <w:t>Air Purifiers as White Noise Machines</w:t>
-        </w:r>
-      </w:hyperlink>
-    </w:p>
-    <w:p>
-      <w:pPr>
-        <w:pStyle w:val="Heading3"/>
-      </w:pPr>
-      <w:r>
-        <w:rPr>
-          <w:rFonts w:ascii="Times New Roman" w:hAnsi="Times New Roman" w:eastAsia="黑体"/>
-          <w:b w:val="0"/>
-          <w:color w:val="888888"/>
-          <w:sz w:val="24"/>
-        </w:rPr>
-        <w:t>【C级·参考】</w:t>
-      </w:r>
-      <w:r>
-        <w:rPr>
-          <w:rFonts w:ascii="Times New Roman" w:hAnsi="Times New Roman" w:eastAsia="黑体"/>
-          <w:b w:val="0"/>
-          <w:color w:val="888888"/>
-          <w:sz w:val="24"/>
-        </w:rPr>
-        <w:t>华为AI眼镜新升级：停车场扫码支付与头动控制来袭！</w:t>
-      </w:r>
-    </w:p>
-    <w:p>
-      <w:r>
-        <w:rPr>
-          <w:rFonts w:ascii="Times New Roman" w:hAnsi="Times New Roman" w:eastAsia="宋体"/>
-          <w:color w:val="888888"/>
-          <w:sz w:val="18"/>
-        </w:rPr>
-        <w:t>来源:Bing新闻 | 时间:10-24 01:26</w:t>
-      </w:r>
-    </w:p>
-    <w:p>
-      <w:r>
-        <w:rPr>
-          <w:rFonts w:ascii="Times New Roman" w:hAnsi="Times New Roman" w:eastAsia="宋体"/>
-          <w:sz w:val="18"/>
-        </w:rPr>
-        <w:t>链接:</w:t>
-      </w:r>
-      <w:hyperlink r:id="rId24">
-        <w:r>
-          <w:rPr>
-            <w:color w:val="0563C1"/>
-            <w:u w:val="single"/>
-          </w:rPr>
-          <w:t>华为AI眼镜新升级：停车场扫码支付与头动控制来袭！</w:t>
-        </w:r>
-      </w:hyperlink>
-    </w:p>
-    <w:p>
-      <w:pPr>
-        <w:pStyle w:val="Heading3"/>
-      </w:pPr>
-      <w:r>
-        <w:rPr>
-          <w:rFonts w:ascii="Times New Roman" w:hAnsi="Times New Roman" w:eastAsia="黑体"/>
-          <w:b w:val="0"/>
-          <w:color w:val="888888"/>
-          <w:sz w:val="24"/>
-        </w:rPr>
-        <w:t>【C级·参考】</w:t>
-      </w:r>
-      <w:r>
-        <w:rPr>
-          <w:rFonts w:ascii="Times New Roman" w:hAnsi="Times New Roman" w:eastAsia="黑体"/>
-          <w:b w:val="0"/>
-          <w:color w:val="888888"/>
-          <w:sz w:val="24"/>
-        </w:rPr>
-        <w:t>AI眼镜欧美市场旺 香港成内地品牌出海跳台</w:t>
-      </w:r>
-    </w:p>
-    <w:p>
-      <w:r>
-        <w:rPr>
-          <w:rFonts w:ascii="Times New Roman" w:hAnsi="Times New Roman" w:eastAsia="宋体"/>
-          <w:color w:val="888888"/>
-          <w:sz w:val="18"/>
-        </w:rPr>
-        <w:t>来源:Bing新闻 | 时间:10-23 21:23</w:t>
-      </w:r>
-    </w:p>
-    <w:p>
-      <w:r>
-        <w:rPr>
-          <w:rFonts w:ascii="Times New Roman" w:hAnsi="Times New Roman" w:eastAsia="宋体"/>
-          <w:sz w:val="18"/>
-        </w:rPr>
-        <w:t>链接:</w:t>
-      </w:r>
-      <w:hyperlink r:id="rId25">
-        <w:r>
-          <w:rPr>
-            <w:color w:val="0563C1"/>
-            <w:u w:val="single"/>
-          </w:rPr>
-          <w:t>AI眼镜欧美市场旺 香港成内地品牌出海跳台</w:t>
         </w:r>
       </w:hyperlink>
     </w:p>
@@ -958,7 +448,7 @@
         </w:rPr>
         <w:t>链接:</w:t>
       </w:r>
-      <w:hyperlink r:id="rId26">
+      <w:hyperlink r:id="rId16">
         <w:r>
           <w:rPr>
             <w:color w:val="0563C1"/>
@@ -1009,13 +499,166 @@
         </w:rPr>
         <w:t>链接:</w:t>
       </w:r>
-      <w:hyperlink r:id="rId27">
+      <w:hyperlink r:id="rId17">
         <w:r>
           <w:rPr>
             <w:color w:val="0563C1"/>
             <w:u w:val="single"/>
           </w:rPr>
           <w:t>硬氪首发丨理想AI眼镜操盘手开启儿童硬件创业，获数千万元天使轮融资</w:t>
+        </w:r>
+      </w:hyperlink>
+    </w:p>
+    <w:p>
+      <w:pPr>
+        <w:pStyle w:val="Heading3"/>
+      </w:pPr>
+      <w:r>
+        <w:rPr>
+          <w:rFonts w:ascii="Times New Roman" w:hAnsi="Times New Roman" w:eastAsia="黑体"/>
+          <w:b w:val="0"/>
+          <w:color w:val="888888"/>
+          <w:sz w:val="24"/>
+        </w:rPr>
+        <w:t>【C级·参考】</w:t>
+      </w:r>
+      <w:r>
+        <w:rPr>
+          <w:rFonts w:ascii="Times New Roman" w:hAnsi="Times New Roman" w:eastAsia="黑体"/>
+          <w:b w:val="0"/>
+          <w:color w:val="888888"/>
+          <w:sz w:val="24"/>
+        </w:rPr>
+        <w:t>1人4小时开发，“AI投胎人生模拟游戏”火了！</w:t>
+      </w:r>
+    </w:p>
+    <w:p>
+      <w:r>
+        <w:rPr>
+          <w:rFonts w:ascii="Times New Roman" w:hAnsi="Times New Roman" w:eastAsia="宋体"/>
+          <w:color w:val="888888"/>
+          <w:sz w:val="18"/>
+        </w:rPr>
+        <w:t>来源:GameLook | 时间:10-23 10:46</w:t>
+      </w:r>
+    </w:p>
+    <w:p>
+      <w:r>
+        <w:rPr>
+          <w:rFonts w:ascii="Times New Roman" w:hAnsi="Times New Roman" w:eastAsia="宋体"/>
+          <w:sz w:val="18"/>
+        </w:rPr>
+        <w:t>链接:</w:t>
+      </w:r>
+      <w:hyperlink r:id="rId18">
+        <w:r>
+          <w:rPr>
+            <w:color w:val="0563C1"/>
+            <w:u w:val="single"/>
+          </w:rPr>
+          <w:t>1人4小时开发，“AI投胎人生模拟游戏”火了！</w:t>
+        </w:r>
+      </w:hyperlink>
+    </w:p>
+    <w:p>
+      <w:pPr>
+        <w:pStyle w:val="Heading3"/>
+      </w:pPr>
+      <w:r>
+        <w:rPr>
+          <w:rFonts w:ascii="Times New Roman" w:hAnsi="Times New Roman" w:eastAsia="黑体"/>
+          <w:b w:val="0"/>
+          <w:color w:val="888888"/>
+          <w:sz w:val="24"/>
+        </w:rPr>
+        <w:t>【C级·参考】</w:t>
+      </w:r>
+      <w:r>
+        <w:rPr>
+          <w:rFonts w:ascii="Times New Roman" w:hAnsi="Times New Roman" w:eastAsia="黑体"/>
+          <w:b w:val="0"/>
+          <w:color w:val="888888"/>
+          <w:sz w:val="24"/>
+        </w:rPr>
+        <w:t>华为AI眼镜升级：停车场扫码支付来了，头一歪就能付钱</w:t>
+      </w:r>
+    </w:p>
+    <w:p>
+      <w:r>
+        <w:rPr>
+          <w:rFonts w:ascii="Times New Roman" w:hAnsi="Times New Roman" w:eastAsia="宋体"/>
+          <w:color w:val="888888"/>
+          <w:sz w:val="18"/>
+        </w:rPr>
+        <w:t>来源:Bing新闻 | 时间:10-23 10:39</w:t>
+      </w:r>
+    </w:p>
+    <w:p>
+      <w:r>
+        <w:rPr>
+          <w:rFonts w:ascii="Times New Roman" w:hAnsi="Times New Roman" w:eastAsia="宋体"/>
+          <w:sz w:val="18"/>
+        </w:rPr>
+        <w:t>链接:</w:t>
+      </w:r>
+      <w:hyperlink r:id="rId19">
+        <w:r>
+          <w:rPr>
+            <w:color w:val="0563C1"/>
+            <w:u w:val="single"/>
+          </w:rPr>
+          <w:t>华为AI眼镜升级：停车场扫码支付来了，头一歪就能付钱</w:t>
+        </w:r>
+      </w:hyperlink>
+    </w:p>
+    <w:p>
+      <w:pPr>
+        <w:pStyle w:val="Heading3"/>
+      </w:pPr>
+      <w:r>
+        <w:rPr>
+          <w:rFonts w:ascii="Times New Roman" w:hAnsi="Times New Roman" w:eastAsia="黑体"/>
+          <w:b w:val="0"/>
+          <w:color w:val="888888"/>
+          <w:sz w:val="24"/>
+        </w:rPr>
+        <w:t>【C级·参考】</w:t>
+      </w:r>
+      <w:r>
+        <w:rPr>
+          <w:rFonts w:ascii="Times New Roman" w:hAnsi="Times New Roman" w:eastAsia="黑体"/>
+          <w:b w:val="0"/>
+          <w:color w:val="888888"/>
+          <w:sz w:val="24"/>
+        </w:rPr>
+        <w:t>94%游戏工作室表态：“都在用AI，但都没用深”</w:t>
+      </w:r>
+    </w:p>
+    <w:p>
+      <w:r>
+        <w:rPr>
+          <w:rFonts w:ascii="Times New Roman" w:hAnsi="Times New Roman" w:eastAsia="宋体"/>
+          <w:color w:val="888888"/>
+          <w:sz w:val="18"/>
+        </w:rPr>
+        <w:t>来源:GameLook | 时间:10-23 07:49</w:t>
+      </w:r>
+    </w:p>
+    <w:p>
+      <w:r>
+        <w:rPr>
+          <w:rFonts w:ascii="Times New Roman" w:hAnsi="Times New Roman" w:eastAsia="宋体"/>
+          <w:sz w:val="18"/>
+        </w:rPr>
+        <w:t>链接:</w:t>
+      </w:r>
+      <w:hyperlink r:id="rId20">
+        <w:r>
+          <w:rPr>
+            <w:color w:val="0563C1"/>
+            <w:u w:val="single"/>
+          </w:rPr>
+          <w:t>94%游戏工作室表态：“都在用AI，但都没用深”</w:t>
         </w:r>
       </w:hyperlink>
     </w:p>
@@ -1060,7 +703,7 @@
         </w:rPr>
         <w:t>链接:</w:t>
       </w:r>
-      <w:hyperlink r:id="rId28">
+      <w:hyperlink r:id="rId21">
         <w:r>
           <w:rPr>
             <w:color w:val="0563C1"/>
@@ -1083,9 +726,55 @@
       </w:r>
     </w:p>
     <w:p>
+      <w:pPr>
+        <w:pStyle w:val="Heading3"/>
+      </w:pPr>
       <w:r>
-        <w:t>本线口暂无重要更新</w:t>
+        <w:rPr>
+          <w:rFonts w:ascii="Times New Roman" w:hAnsi="Times New Roman" w:eastAsia="黑体"/>
+          <w:b w:val="0"/>
+          <w:color w:val="888888"/>
+          <w:sz w:val="24"/>
+        </w:rPr>
+        <w:t>【C级·参考】</w:t>
       </w:r>
+      <w:r>
+        <w:rPr>
+          <w:rFonts w:ascii="Times New Roman" w:hAnsi="Times New Roman" w:eastAsia="黑体"/>
+          <w:b w:val="0"/>
+          <w:color w:val="888888"/>
+          <w:sz w:val="24"/>
+        </w:rPr>
+        <w:t>叠纸不画饼：姚润昊机器人公司来了，纸片人老公真要“走出屏幕”？</w:t>
+      </w:r>
+    </w:p>
+    <w:p>
+      <w:r>
+        <w:rPr>
+          <w:rFonts w:ascii="Times New Roman" w:hAnsi="Times New Roman" w:eastAsia="宋体"/>
+          <w:color w:val="888888"/>
+          <w:sz w:val="18"/>
+        </w:rPr>
+        <w:t>来源:GameLook | 时间:10-23 10:40</w:t>
+      </w:r>
+    </w:p>
+    <w:p>
+      <w:r>
+        <w:rPr>
+          <w:rFonts w:ascii="Times New Roman" w:hAnsi="Times New Roman" w:eastAsia="宋体"/>
+          <w:sz w:val="18"/>
+        </w:rPr>
+        <w:t>链接:</w:t>
+      </w:r>
+      <w:hyperlink r:id="rId22">
+        <w:r>
+          <w:rPr>
+            <w:color w:val="0563C1"/>
+            <w:u w:val="single"/>
+          </w:rPr>
+          <w:t>叠纸不画饼：姚润昊机器人公司来了，纸片人老公真要“走出屏幕”？</w:t>
+        </w:r>
+      </w:hyperlink>
     </w:p>
     <w:p>
       <w:pPr>
@@ -1119,7 +808,7 @@
           <w:color w:val="888888"/>
           <w:sz w:val="24"/>
         </w:rPr>
-        <w:t>美国拟推新规：自动驾驶汽车要用青绿色灯光“自报家门”</w:t>
+        <w:t>14.99 万元起，捷途山海 L7 PLUS 1.5L C-DM 智驾版新增“智享精英版”“激光雷达豪华版”上市</w:t>
       </w:r>
     </w:p>
     <w:p>
@@ -1129,7 +818,7 @@
           <w:color w:val="888888"/>
           <w:sz w:val="18"/>
         </w:rPr>
-        <w:t>来源:IT之家 | 时间:10-24 11:48</w:t>
+        <w:t>来源:IT之家 | 时间:10-24 17:31</w:t>
       </w:r>
     </w:p>
     <w:p>
@@ -1140,15 +829,27 @@
         </w:rPr>
         <w:t>链接:</w:t>
       </w:r>
-      <w:hyperlink r:id="rId29">
+      <w:hyperlink r:id="rId23">
         <w:r>
           <w:rPr>
             <w:color w:val="0563C1"/>
             <w:u w:val="single"/>
           </w:rPr>
-          <w:t>美国拟推新规：自动驾驶汽车要用青绿色灯光“自报家门”</w:t>
+          <w:t>14.99 万元起，捷途山海 L7 PLUS 1.5L C-DM 智驾版新增“智享精英版”“激光雷达豪华版”上市</w:t>
         </w:r>
       </w:hyperlink>
+    </w:p>
+    <w:p>
+      <w:pPr>
+        <w:pStyle w:val="Heading2"/>
+      </w:pPr>
+      <w:r>
+        <w:rPr>
+          <w:rFonts w:ascii="Times New Roman" w:hAnsi="Times New Roman" w:eastAsia="黑体"/>
+          <w:sz w:val="28"/>
+        </w:rPr>
+        <w:t>电商/直播/即时零售</w:t>
+      </w:r>
     </w:p>
     <w:p>
       <w:pPr>
@@ -1170,7 +871,7 @@
           <w:color w:val="888888"/>
           <w:sz w:val="24"/>
         </w:rPr>
-        <w:t>第二届华为乾崑智驾公开赛官宣 10 月 31 日正式开赛，26 日开启报名</w:t>
+        <w:t>北京警方打掉多个虚假“名画销售直播间”，诈骗团伙将成本仅几元的打印画包装成价值几十万元的名家真迹</w:t>
       </w:r>
     </w:p>
     <w:p>
@@ -1180,7 +881,7 @@
           <w:color w:val="888888"/>
           <w:sz w:val="18"/>
         </w:rPr>
-        <w:t>来源:IT之家 | 时间:10-24 10:46</w:t>
+        <w:t>来源:IT之家 | 时间:10-24 15:34</w:t>
       </w:r>
     </w:p>
     <w:p>
@@ -1191,32 +892,15 @@
         </w:rPr>
         <w:t>链接:</w:t>
       </w:r>
-      <w:hyperlink r:id="rId30">
+      <w:hyperlink r:id="rId24">
         <w:r>
           <w:rPr>
             <w:color w:val="0563C1"/>
             <w:u w:val="single"/>
           </w:rPr>
-          <w:t>第二届华为乾崑智驾公开赛官宣 10 月 31 日正式开赛，26 日开启报名</w:t>
+          <w:t>北京警方打掉多个虚假“名画销售直播间”，诈骗团伙将成本仅几元的打印画包装成价值几十万元的名家真迹</w:t>
         </w:r>
       </w:hyperlink>
-    </w:p>
-    <w:p>
-      <w:pPr>
-        <w:pStyle w:val="Heading2"/>
-      </w:pPr>
-      <w:r>
-        <w:rPr>
-          <w:rFonts w:ascii="Times New Roman" w:hAnsi="Times New Roman" w:eastAsia="黑体"/>
-          <w:sz w:val="28"/>
-        </w:rPr>
-        <w:t>电商/直播/即时零售</w:t>
-      </w:r>
-    </w:p>
-    <w:p>
-      <w:r>
-        <w:t>本线口暂无重要更新</w:t>
-      </w:r>
     </w:p>
     <w:p>
       <w:pPr>
@@ -1250,7 +934,7 @@
           <w:color w:val="888888"/>
           <w:sz w:val="24"/>
         </w:rPr>
-        <w:t>网络安全“隐形基石”升级：OpenSSL 4.1 发布，实时音 / 视频和游戏传输更安全</w:t>
+        <w:t>致敬《GTA6》：游戏《僵尸世界大战》将于 11 月 12 日推出“Viral State”更新，带来迈阿密地图</w:t>
       </w:r>
     </w:p>
     <w:p>
@@ -1260,7 +944,7 @@
           <w:color w:val="888888"/>
           <w:sz w:val="18"/>
         </w:rPr>
-        <w:t>来源:IT之家 | 时间:10-24 10:42</w:t>
+        <w:t>来源:IT之家 | 时间:10-24 18:10</w:t>
       </w:r>
     </w:p>
     <w:p>
@@ -1271,13 +955,13 @@
         </w:rPr>
         <w:t>链接:</w:t>
       </w:r>
-      <w:hyperlink r:id="rId31">
+      <w:hyperlink r:id="rId25">
         <w:r>
           <w:rPr>
             <w:color w:val="0563C1"/>
             <w:u w:val="single"/>
           </w:rPr>
-          <w:t>网络安全“隐形基石”升级：OpenSSL 4.1 发布，实时音 / 视频和游戏传输更安全</w:t>
+          <w:t>致敬《GTA6》：游戏《僵尸世界大战》将于 11 月 12 日推出“Viral State”更新，带来迈阿密地图</w:t>
         </w:r>
       </w:hyperlink>
     </w:p>
@@ -1301,7 +985,7 @@
           <w:color w:val="888888"/>
           <w:sz w:val="24"/>
         </w:rPr>
-        <w:t>曝微软曾向 Netflix 开价 8 亿美元，寻求 XBOX 游戏 7 年独家影视改编权</w:t>
+        <w:t>《赛博朋克：边缘行者 2》设计师：动画时间线设定在 2078 年，即游戏剧情一年以后</w:t>
       </w:r>
     </w:p>
     <w:p>
@@ -1311,7 +995,313 @@
           <w:color w:val="888888"/>
           <w:sz w:val="18"/>
         </w:rPr>
-        <w:t>来源:IT之家 | 时间:10-24 07:58</w:t>
+        <w:t>来源:IT之家 | 时间:10-24 18:01</w:t>
+      </w:r>
+    </w:p>
+    <w:p>
+      <w:r>
+        <w:rPr>
+          <w:rFonts w:ascii="Times New Roman" w:hAnsi="Times New Roman" w:eastAsia="宋体"/>
+          <w:sz w:val="18"/>
+        </w:rPr>
+        <w:t>链接:</w:t>
+      </w:r>
+      <w:hyperlink r:id="rId26">
+        <w:r>
+          <w:rPr>
+            <w:color w:val="0563C1"/>
+            <w:u w:val="single"/>
+          </w:rPr>
+          <w:t>《赛博朋克：边缘行者 2》设计师：动画时间线设定在 2078 年，即游戏剧情一年以后</w:t>
+        </w:r>
+      </w:hyperlink>
+    </w:p>
+    <w:p>
+      <w:pPr>
+        <w:pStyle w:val="Heading3"/>
+      </w:pPr>
+      <w:r>
+        <w:rPr>
+          <w:rFonts w:ascii="Times New Roman" w:hAnsi="Times New Roman" w:eastAsia="黑体"/>
+          <w:b w:val="0"/>
+          <w:color w:val="888888"/>
+          <w:sz w:val="24"/>
+        </w:rPr>
+        <w:t>【C级·参考】</w:t>
+      </w:r>
+      <w:r>
+        <w:rPr>
+          <w:rFonts w:ascii="Times New Roman" w:hAnsi="Times New Roman" w:eastAsia="黑体"/>
+          <w:b w:val="0"/>
+          <w:color w:val="888888"/>
+          <w:sz w:val="24"/>
+        </w:rPr>
+        <w:t>Steam 喜加一：2D 平台冒险游戏《Depths Unseen》转付费前限时免费领</w:t>
+      </w:r>
+    </w:p>
+    <w:p>
+      <w:r>
+        <w:rPr>
+          <w:rFonts w:ascii="Times New Roman" w:hAnsi="Times New Roman" w:eastAsia="宋体"/>
+          <w:color w:val="888888"/>
+          <w:sz w:val="18"/>
+        </w:rPr>
+        <w:t>来源:IT之家 | 时间:10-24 17:46</w:t>
+      </w:r>
+    </w:p>
+    <w:p>
+      <w:r>
+        <w:rPr>
+          <w:rFonts w:ascii="Times New Roman" w:hAnsi="Times New Roman" w:eastAsia="宋体"/>
+          <w:sz w:val="18"/>
+        </w:rPr>
+        <w:t>链接:</w:t>
+      </w:r>
+      <w:hyperlink r:id="rId27">
+        <w:r>
+          <w:rPr>
+            <w:color w:val="0563C1"/>
+            <w:u w:val="single"/>
+          </w:rPr>
+          <w:t>Steam 喜加一：2D 平台冒险游戏《Depths Unseen》转付费前限时免费领</w:t>
+        </w:r>
+      </w:hyperlink>
+    </w:p>
+    <w:p>
+      <w:pPr>
+        <w:pStyle w:val="Heading3"/>
+      </w:pPr>
+      <w:r>
+        <w:rPr>
+          <w:rFonts w:ascii="Times New Roman" w:hAnsi="Times New Roman" w:eastAsia="黑体"/>
+          <w:b w:val="0"/>
+          <w:color w:val="888888"/>
+          <w:sz w:val="24"/>
+        </w:rPr>
+        <w:t>【C级·参考】</w:t>
+      </w:r>
+      <w:r>
+        <w:rPr>
+          <w:rFonts w:ascii="Times New Roman" w:hAnsi="Times New Roman" w:eastAsia="黑体"/>
+          <w:b w:val="0"/>
+          <w:color w:val="888888"/>
+          <w:sz w:val="24"/>
+        </w:rPr>
+        <w:t>消息称 R 星将于本月底至下月初为媒体机构发放《GTA6》评测版本，游戏评分将于 11 月 18 日解禁</w:t>
+      </w:r>
+    </w:p>
+    <w:p>
+      <w:r>
+        <w:rPr>
+          <w:rFonts w:ascii="Times New Roman" w:hAnsi="Times New Roman" w:eastAsia="宋体"/>
+          <w:color w:val="888888"/>
+          <w:sz w:val="18"/>
+        </w:rPr>
+        <w:t>来源:IT之家 | 时间:10-24 17:04</w:t>
+      </w:r>
+    </w:p>
+    <w:p>
+      <w:r>
+        <w:rPr>
+          <w:rFonts w:ascii="Times New Roman" w:hAnsi="Times New Roman" w:eastAsia="宋体"/>
+          <w:sz w:val="18"/>
+        </w:rPr>
+        <w:t>链接:</w:t>
+      </w:r>
+      <w:hyperlink r:id="rId28">
+        <w:r>
+          <w:rPr>
+            <w:color w:val="0563C1"/>
+            <w:u w:val="single"/>
+          </w:rPr>
+          <w:t>消息称 R 星将于本月底至下月初为媒体机构发放《GTA6》评测版本，游戏评分将于 11 月 18 日解禁</w:t>
+        </w:r>
+      </w:hyperlink>
+    </w:p>
+    <w:p>
+      <w:pPr>
+        <w:pStyle w:val="Heading3"/>
+      </w:pPr>
+      <w:r>
+        <w:rPr>
+          <w:rFonts w:ascii="Times New Roman" w:hAnsi="Times New Roman" w:eastAsia="黑体"/>
+          <w:b w:val="0"/>
+          <w:color w:val="888888"/>
+          <w:sz w:val="24"/>
+        </w:rPr>
+        <w:t>【C级·参考】</w:t>
+      </w:r>
+      <w:r>
+        <w:rPr>
+          <w:rFonts w:ascii="Times New Roman" w:hAnsi="Times New Roman" w:eastAsia="黑体"/>
+          <w:b w:val="0"/>
+          <w:color w:val="888888"/>
+          <w:sz w:val="24"/>
+        </w:rPr>
+        <w:t>V 社正式为 Steam 推出“个人日历”功能：可智能推荐即将发售游戏、支持个性化定制</w:t>
+      </w:r>
+    </w:p>
+    <w:p>
+      <w:r>
+        <w:rPr>
+          <w:rFonts w:ascii="Times New Roman" w:hAnsi="Times New Roman" w:eastAsia="宋体"/>
+          <w:color w:val="888888"/>
+          <w:sz w:val="18"/>
+        </w:rPr>
+        <w:t>来源:IT之家 | 时间:10-24 15:55</w:t>
+      </w:r>
+    </w:p>
+    <w:p>
+      <w:r>
+        <w:rPr>
+          <w:rFonts w:ascii="Times New Roman" w:hAnsi="Times New Roman" w:eastAsia="宋体"/>
+          <w:sz w:val="18"/>
+        </w:rPr>
+        <w:t>链接:</w:t>
+      </w:r>
+      <w:hyperlink r:id="rId29">
+        <w:r>
+          <w:rPr>
+            <w:color w:val="0563C1"/>
+            <w:u w:val="single"/>
+          </w:rPr>
+          <w:t>V 社正式为 Steam 推出“个人日历”功能：可智能推荐即将发售游戏、支持个性化定制</w:t>
+        </w:r>
+      </w:hyperlink>
+    </w:p>
+    <w:p>
+      <w:pPr>
+        <w:pStyle w:val="Heading3"/>
+      </w:pPr>
+      <w:r>
+        <w:rPr>
+          <w:rFonts w:ascii="Times New Roman" w:hAnsi="Times New Roman" w:eastAsia="黑体"/>
+          <w:b w:val="0"/>
+          <w:color w:val="888888"/>
+          <w:sz w:val="24"/>
+        </w:rPr>
+        <w:t>【C级·参考】</w:t>
+      </w:r>
+      <w:r>
+        <w:rPr>
+          <w:rFonts w:ascii="Times New Roman" w:hAnsi="Times New Roman" w:eastAsia="黑体"/>
+          <w:b w:val="0"/>
+          <w:color w:val="888888"/>
+          <w:sz w:val="24"/>
+        </w:rPr>
+        <w:t>英伟达发布 RTX Remix 1.6:《我的世界》Java 版游戏迎来路径追踪，A 卡性能提升约 20%</w:t>
+      </w:r>
+    </w:p>
+    <w:p>
+      <w:r>
+        <w:rPr>
+          <w:rFonts w:ascii="Times New Roman" w:hAnsi="Times New Roman" w:eastAsia="宋体"/>
+          <w:color w:val="888888"/>
+          <w:sz w:val="18"/>
+        </w:rPr>
+        <w:t>来源:IT之家 | 时间:10-24 15:38</w:t>
+      </w:r>
+    </w:p>
+    <w:p>
+      <w:r>
+        <w:rPr>
+          <w:rFonts w:ascii="Times New Roman" w:hAnsi="Times New Roman" w:eastAsia="宋体"/>
+          <w:sz w:val="18"/>
+        </w:rPr>
+        <w:t>链接:</w:t>
+      </w:r>
+      <w:hyperlink r:id="rId30">
+        <w:r>
+          <w:rPr>
+            <w:color w:val="0563C1"/>
+            <w:u w:val="single"/>
+          </w:rPr>
+          <w:t>英伟达发布 RTX Remix 1.6:《我的世界》Java 版游戏迎来路径追踪，A 卡性能提升约 20%</w:t>
+        </w:r>
+      </w:hyperlink>
+    </w:p>
+    <w:p>
+      <w:pPr>
+        <w:pStyle w:val="Heading3"/>
+      </w:pPr>
+      <w:r>
+        <w:rPr>
+          <w:rFonts w:ascii="Times New Roman" w:hAnsi="Times New Roman" w:eastAsia="黑体"/>
+          <w:b w:val="0"/>
+          <w:color w:val="888888"/>
+          <w:sz w:val="24"/>
+        </w:rPr>
+        <w:t>【C级·参考】</w:t>
+      </w:r>
+      <w:r>
+        <w:rPr>
+          <w:rFonts w:ascii="Times New Roman" w:hAnsi="Times New Roman" w:eastAsia="黑体"/>
+          <w:b w:val="0"/>
+          <w:color w:val="888888"/>
+          <w:sz w:val="24"/>
+        </w:rPr>
+        <w:t>游戏接近完工，工作室却要关门？《漫威：刀锋战士》遭遇最残酷倒计时</w:t>
+      </w:r>
+    </w:p>
+    <w:p>
+      <w:r>
+        <w:rPr>
+          <w:rFonts w:ascii="Times New Roman" w:hAnsi="Times New Roman" w:eastAsia="宋体"/>
+          <w:color w:val="888888"/>
+          <w:sz w:val="18"/>
+        </w:rPr>
+        <w:t>来源:IT之家 | 时间:10-24 14:44</w:t>
+      </w:r>
+    </w:p>
+    <w:p>
+      <w:r>
+        <w:rPr>
+          <w:rFonts w:ascii="Times New Roman" w:hAnsi="Times New Roman" w:eastAsia="宋体"/>
+          <w:sz w:val="18"/>
+        </w:rPr>
+        <w:t>链接:</w:t>
+      </w:r>
+      <w:hyperlink r:id="rId31">
+        <w:r>
+          <w:rPr>
+            <w:color w:val="0563C1"/>
+            <w:u w:val="single"/>
+          </w:rPr>
+          <w:t>游戏接近完工，工作室却要关门？《漫威：刀锋战士》遭遇最残酷倒计时</w:t>
+        </w:r>
+      </w:hyperlink>
+    </w:p>
+    <w:p>
+      <w:pPr>
+        <w:pStyle w:val="Heading3"/>
+      </w:pPr>
+      <w:r>
+        <w:rPr>
+          <w:rFonts w:ascii="Times New Roman" w:hAnsi="Times New Roman" w:eastAsia="黑体"/>
+          <w:b w:val="0"/>
+          <w:color w:val="888888"/>
+          <w:sz w:val="24"/>
+        </w:rPr>
+        <w:t>【C级·参考】</w:t>
+      </w:r>
+      <w:r>
+        <w:rPr>
+          <w:rFonts w:ascii="Times New Roman" w:hAnsi="Times New Roman" w:eastAsia="黑体"/>
+          <w:b w:val="0"/>
+          <w:color w:val="888888"/>
+          <w:sz w:val="24"/>
+        </w:rPr>
+        <w:t>游戏人诉苦：游戏收入56万美元，到手仅7.3万，“等于5年月薪8000”</w:t>
+      </w:r>
+    </w:p>
+    <w:p>
+      <w:r>
+        <w:rPr>
+          <w:rFonts w:ascii="Times New Roman" w:hAnsi="Times New Roman" w:eastAsia="宋体"/>
+          <w:color w:val="888888"/>
+          <w:sz w:val="18"/>
+        </w:rPr>
+        <w:t>来源:GameLook | 时间:10-23 11:49</w:t>
       </w:r>
     </w:p>
     <w:p>
@@ -1328,7 +1318,109 @@
             <w:color w:val="0563C1"/>
             <w:u w:val="single"/>
           </w:rPr>
-          <w:t>曝微软曾向 Netflix 开价 8 亿美元，寻求 XBOX 游戏 7 年独家影视改编权</w:t>
+          <w:t>游戏人诉苦：游戏收入56万美元，到手仅7.3万，“等于5年月薪8000”</w:t>
+        </w:r>
+      </w:hyperlink>
+    </w:p>
+    <w:p>
+      <w:pPr>
+        <w:pStyle w:val="Heading3"/>
+      </w:pPr>
+      <w:r>
+        <w:rPr>
+          <w:rFonts w:ascii="Times New Roman" w:hAnsi="Times New Roman" w:eastAsia="黑体"/>
+          <w:b w:val="0"/>
+          <w:color w:val="888888"/>
+          <w:sz w:val="24"/>
+        </w:rPr>
+        <w:t>【C级·参考】</w:t>
+      </w:r>
+      <w:r>
+        <w:rPr>
+          <w:rFonts w:ascii="Times New Roman" w:hAnsi="Times New Roman" w:eastAsia="黑体"/>
+          <w:b w:val="0"/>
+          <w:color w:val="888888"/>
+          <w:sz w:val="24"/>
+        </w:rPr>
+        <w:t>“没故事可讲”的游戏股，跌了一整年！</w:t>
+      </w:r>
+    </w:p>
+    <w:p>
+      <w:r>
+        <w:rPr>
+          <w:rFonts w:ascii="Times New Roman" w:hAnsi="Times New Roman" w:eastAsia="宋体"/>
+          <w:color w:val="888888"/>
+          <w:sz w:val="18"/>
+        </w:rPr>
+        <w:t>来源:GameLook | 时间:10-23 10:46</w:t>
+      </w:r>
+    </w:p>
+    <w:p>
+      <w:r>
+        <w:rPr>
+          <w:rFonts w:ascii="Times New Roman" w:hAnsi="Times New Roman" w:eastAsia="宋体"/>
+          <w:sz w:val="18"/>
+        </w:rPr>
+        <w:t>链接:</w:t>
+      </w:r>
+      <w:hyperlink r:id="rId33">
+        <w:r>
+          <w:rPr>
+            <w:color w:val="0563C1"/>
+            <w:u w:val="single"/>
+          </w:rPr>
+          <w:t>“没故事可讲”的游戏股，跌了一整年！</w:t>
+        </w:r>
+      </w:hyperlink>
+    </w:p>
+    <w:p>
+      <w:pPr>
+        <w:pStyle w:val="Heading3"/>
+      </w:pPr>
+      <w:r>
+        <w:rPr>
+          <w:rFonts w:ascii="Times New Roman" w:hAnsi="Times New Roman" w:eastAsia="黑体"/>
+          <w:b w:val="0"/>
+          <w:color w:val="888888"/>
+          <w:sz w:val="24"/>
+        </w:rPr>
+        <w:t>【C级·参考】</w:t>
+      </w:r>
+      <w:r>
+        <w:rPr>
+          <w:rFonts w:ascii="Times New Roman" w:hAnsi="Times New Roman" w:eastAsia="黑体"/>
+          <w:b w:val="0"/>
+          <w:color w:val="888888"/>
+          <w:sz w:val="24"/>
+        </w:rPr>
+        <w:t>情怀投资到期，米哈游不做脑机接口了？退出上海零唯一思</w:t>
+      </w:r>
+    </w:p>
+    <w:p>
+      <w:r>
+        <w:rPr>
+          <w:rFonts w:ascii="Times New Roman" w:hAnsi="Times New Roman" w:eastAsia="宋体"/>
+          <w:color w:val="888888"/>
+          <w:sz w:val="18"/>
+        </w:rPr>
+        <w:t>来源:GameLook | 时间:10-23 08:44</w:t>
+      </w:r>
+    </w:p>
+    <w:p>
+      <w:r>
+        <w:rPr>
+          <w:rFonts w:ascii="Times New Roman" w:hAnsi="Times New Roman" w:eastAsia="宋体"/>
+          <w:sz w:val="18"/>
+        </w:rPr>
+        <w:t>链接:</w:t>
+      </w:r>
+      <w:hyperlink r:id="rId34">
+        <w:r>
+          <w:rPr>
+            <w:color w:val="0563C1"/>
+            <w:u w:val="single"/>
+          </w:rPr>
+          <w:t>情怀投资到期，米哈游不做脑机接口了？退出上海零唯一思</w:t>
         </w:r>
       </w:hyperlink>
     </w:p>
@@ -1364,7 +1456,7 @@
           <w:color w:val="888888"/>
           <w:sz w:val="24"/>
         </w:rPr>
-        <w:t>华为 Mate 90 标准版 / Pro Max 等机型开放 24 期免息分期活动，国补价 5499 元起</w:t>
+        <w:t>32 英寸 AOC OLED 雾面 4K 120Hz 显示器 U32U4D 发售，国补价 5249 元</w:t>
       </w:r>
     </w:p>
     <w:p>
@@ -1374,7 +1466,7 @@
           <w:color w:val="888888"/>
           <w:sz w:val="18"/>
         </w:rPr>
-        <w:t>来源:IT之家 | 时间:10-24 08:56</w:t>
+        <w:t>来源:IT之家 | 时间:10-24 16:57</w:t>
       </w:r>
     </w:p>
     <w:p>
@@ -1385,13 +1477,13 @@
         </w:rPr>
         <w:t>链接:</w:t>
       </w:r>
-      <w:hyperlink r:id="rId33">
+      <w:hyperlink r:id="rId35">
         <w:r>
           <w:rPr>
             <w:color w:val="0563C1"/>
             <w:u w:val="single"/>
           </w:rPr>
-          <w:t>华为 Mate 90 标准版 / Pro Max 等机型开放 24 期免息分期活动，国补价 5499 元起</w:t>
+          <w:t>32 英寸 AOC OLED 雾面 4K 120Hz 显示器 U32U4D 发售，国补价 5249 元</w:t>
         </w:r>
       </w:hyperlink>
     </w:p>
@@ -1421,7 +1513,7 @@
           <w:rFonts w:ascii="Times New Roman" w:hAnsi="Times New Roman" w:eastAsia="宋体"/>
           <w:sz w:val="18"/>
         </w:rPr>
-        <w:t>IT之家(60)、HackerNews(3)、Bing新闻(5)</w:t>
+        <w:t>IT之家(60)、GameLook(8)、HackerNews(4)、Bing新闻(4)</w:t>
       </w:r>
     </w:p>
     <w:p>
@@ -1438,7 +1530,7 @@
           <w:rFonts w:ascii="Times New Roman" w:hAnsi="Times New Roman" w:eastAsia="宋体"/>
           <w:sz w:val="18"/>
         </w:rPr>
-        <w:t>36氪(no entries)、GameLook(HTTP 502)</w:t>
+        <w:t>36氪(no entries)</w:t>
       </w:r>
     </w:p>
     <w:p>

--- a/briefings/线口监测午报-2026-10-24.docx
+++ b/briefings/线口监测午报-2026-10-24.docx
@@ -22,7 +22,7 @@
           <w:color w:val="888888"/>
           <w:sz w:val="18"/>
         </w:rPr>
-        <w:t>监测窗口:近48小时 | 生成时间:2026-10-24 19:57</w:t>
+        <w:t>监测窗口:近48小时 | 生成时间:2026-10-24 20:37</w:t>
       </w:r>
     </w:p>
     <w:p>
@@ -427,7 +427,7 @@
           <w:color w:val="888888"/>
           <w:sz w:val="24"/>
         </w:rPr>
-        <w:t>线上转战线下，AI 眼镜开打「巷战」</w:t>
+        <w:t>华为AI眼镜新升级：停车场扫码支付与头动控制来袭！</w:t>
       </w:r>
     </w:p>
     <w:p>
@@ -437,7 +437,7 @@
           <w:color w:val="888888"/>
           <w:sz w:val="18"/>
         </w:rPr>
-        <w:t>来源:Bing新闻 | 时间:10-23 17:42</w:t>
+        <w:t>来源:Bing新闻 | 时间:10-24 01:26</w:t>
       </w:r>
     </w:p>
     <w:p>
@@ -454,7 +454,7 @@
             <w:color w:val="0563C1"/>
             <w:u w:val="single"/>
           </w:rPr>
-          <w:t>线上转战线下，AI 眼镜开打「巷战」</w:t>
+          <w:t>华为AI眼镜新升级：停车场扫码支付与头动控制来袭！</w:t>
         </w:r>
       </w:hyperlink>
     </w:p>
@@ -478,7 +478,7 @@
           <w:color w:val="888888"/>
           <w:sz w:val="24"/>
         </w:rPr>
-        <w:t>硬氪首发丨理想AI眼镜操盘手开启儿童硬件创业，获数千万元天使轮融资</w:t>
+        <w:t>AI眼镜欧美市场旺 香港成内地品牌出海跳台</w:t>
       </w:r>
     </w:p>
     <w:p>
@@ -488,7 +488,7 @@
           <w:color w:val="888888"/>
           <w:sz w:val="18"/>
         </w:rPr>
-        <w:t>来源:Bing新闻 | 时间:10-23 11:41</w:t>
+        <w:t>来源:Bing新闻 | 时间:10-23 21:23</w:t>
       </w:r>
     </w:p>
     <w:p>
@@ -505,7 +505,58 @@
             <w:color w:val="0563C1"/>
             <w:u w:val="single"/>
           </w:rPr>
-          <w:t>硬氪首发丨理想AI眼镜操盘手开启儿童硬件创业，获数千万元天使轮融资</w:t>
+          <w:t>AI眼镜欧美市场旺 香港成内地品牌出海跳台</w:t>
+        </w:r>
+      </w:hyperlink>
+    </w:p>
+    <w:p>
+      <w:pPr>
+        <w:pStyle w:val="Heading3"/>
+      </w:pPr>
+      <w:r>
+        <w:rPr>
+          <w:rFonts w:ascii="Times New Roman" w:hAnsi="Times New Roman" w:eastAsia="黑体"/>
+          <w:b w:val="0"/>
+          <w:color w:val="888888"/>
+          <w:sz w:val="24"/>
+        </w:rPr>
+        <w:t>【C级·参考】</w:t>
+      </w:r>
+      <w:r>
+        <w:rPr>
+          <w:rFonts w:ascii="Times New Roman" w:hAnsi="Times New Roman" w:eastAsia="黑体"/>
+          <w:b w:val="0"/>
+          <w:color w:val="888888"/>
+          <w:sz w:val="24"/>
+        </w:rPr>
+        <w:t>线上转战线下，AI 眼镜开打「巷战」</w:t>
+      </w:r>
+    </w:p>
+    <w:p>
+      <w:r>
+        <w:rPr>
+          <w:rFonts w:ascii="Times New Roman" w:hAnsi="Times New Roman" w:eastAsia="宋体"/>
+          <w:color w:val="888888"/>
+          <w:sz w:val="18"/>
+        </w:rPr>
+        <w:t>来源:Bing新闻 | 时间:10-23 17:42</w:t>
+      </w:r>
+    </w:p>
+    <w:p>
+      <w:r>
+        <w:rPr>
+          <w:rFonts w:ascii="Times New Roman" w:hAnsi="Times New Roman" w:eastAsia="宋体"/>
+          <w:sz w:val="18"/>
+        </w:rPr>
+        <w:t>链接:</w:t>
+      </w:r>
+      <w:hyperlink r:id="rId18">
+        <w:r>
+          <w:rPr>
+            <w:color w:val="0563C1"/>
+            <w:u w:val="single"/>
+          </w:rPr>
+          <w:t>线上转战线下，AI 眼镜开打「巷战」</w:t>
         </w:r>
       </w:hyperlink>
     </w:p>
@@ -550,7 +601,7 @@
         </w:rPr>
         <w:t>链接:</w:t>
       </w:r>
-      <w:hyperlink r:id="rId18">
+      <w:hyperlink r:id="rId19">
         <w:r>
           <w:rPr>
             <w:color w:val="0563C1"/>
@@ -601,7 +652,7 @@
         </w:rPr>
         <w:t>链接:</w:t>
       </w:r>
-      <w:hyperlink r:id="rId19">
+      <w:hyperlink r:id="rId20">
         <w:r>
           <w:rPr>
             <w:color w:val="0563C1"/>
@@ -652,7 +703,7 @@
         </w:rPr>
         <w:t>链接:</w:t>
       </w:r>
-      <w:hyperlink r:id="rId20">
+      <w:hyperlink r:id="rId21">
         <w:r>
           <w:rPr>
             <w:color w:val="0563C1"/>
@@ -703,7 +754,7 @@
         </w:rPr>
         <w:t>链接:</w:t>
       </w:r>
-      <w:hyperlink r:id="rId21">
+      <w:hyperlink r:id="rId22">
         <w:r>
           <w:rPr>
             <w:color w:val="0563C1"/>
@@ -766,7 +817,7 @@
         </w:rPr>
         <w:t>链接:</w:t>
       </w:r>
-      <w:hyperlink r:id="rId22">
+      <w:hyperlink r:id="rId23">
         <w:r>
           <w:rPr>
             <w:color w:val="0563C1"/>
@@ -829,7 +880,7 @@
         </w:rPr>
         <w:t>链接:</w:t>
       </w:r>
-      <w:hyperlink r:id="rId23">
+      <w:hyperlink r:id="rId24">
         <w:r>
           <w:rPr>
             <w:color w:val="0563C1"/>
@@ -892,7 +943,7 @@
         </w:rPr>
         <w:t>链接:</w:t>
       </w:r>
-      <w:hyperlink r:id="rId24">
+      <w:hyperlink r:id="rId25">
         <w:r>
           <w:rPr>
             <w:color w:val="0563C1"/>
@@ -955,7 +1006,7 @@
         </w:rPr>
         <w:t>链接:</w:t>
       </w:r>
-      <w:hyperlink r:id="rId25">
+      <w:hyperlink r:id="rId26">
         <w:r>
           <w:rPr>
             <w:color w:val="0563C1"/>
@@ -1006,7 +1057,7 @@
         </w:rPr>
         <w:t>链接:</w:t>
       </w:r>
-      <w:hyperlink r:id="rId26">
+      <w:hyperlink r:id="rId27">
         <w:r>
           <w:rPr>
             <w:color w:val="0563C1"/>
@@ -1057,7 +1108,7 @@
         </w:rPr>
         <w:t>链接:</w:t>
       </w:r>
-      <w:hyperlink r:id="rId27">
+      <w:hyperlink r:id="rId28">
         <w:r>
           <w:rPr>
             <w:color w:val="0563C1"/>
@@ -1108,7 +1159,7 @@
         </w:rPr>
         <w:t>链接:</w:t>
       </w:r>
-      <w:hyperlink r:id="rId28">
+      <w:hyperlink r:id="rId29">
         <w:r>
           <w:rPr>
             <w:color w:val="0563C1"/>
@@ -1159,7 +1210,7 @@
         </w:rPr>
         <w:t>链接:</w:t>
       </w:r>
-      <w:hyperlink r:id="rId29">
+      <w:hyperlink r:id="rId30">
         <w:r>
           <w:rPr>
             <w:color w:val="0563C1"/>
@@ -1210,64 +1261,13 @@
         </w:rPr>
         <w:t>链接:</w:t>
       </w:r>
-      <w:hyperlink r:id="rId30">
+      <w:hyperlink r:id="rId31">
         <w:r>
           <w:rPr>
             <w:color w:val="0563C1"/>
             <w:u w:val="single"/>
           </w:rPr>
           <w:t>英伟达发布 RTX Remix 1.6:《我的世界》Java 版游戏迎来路径追踪，A 卡性能提升约 20%</w:t>
-        </w:r>
-      </w:hyperlink>
-    </w:p>
-    <w:p>
-      <w:pPr>
-        <w:pStyle w:val="Heading3"/>
-      </w:pPr>
-      <w:r>
-        <w:rPr>
-          <w:rFonts w:ascii="Times New Roman" w:hAnsi="Times New Roman" w:eastAsia="黑体"/>
-          <w:b w:val="0"/>
-          <w:color w:val="888888"/>
-          <w:sz w:val="24"/>
-        </w:rPr>
-        <w:t>【C级·参考】</w:t>
-      </w:r>
-      <w:r>
-        <w:rPr>
-          <w:rFonts w:ascii="Times New Roman" w:hAnsi="Times New Roman" w:eastAsia="黑体"/>
-          <w:b w:val="0"/>
-          <w:color w:val="888888"/>
-          <w:sz w:val="24"/>
-        </w:rPr>
-        <w:t>游戏接近完工，工作室却要关门？《漫威：刀锋战士》遭遇最残酷倒计时</w:t>
-      </w:r>
-    </w:p>
-    <w:p>
-      <w:r>
-        <w:rPr>
-          <w:rFonts w:ascii="Times New Roman" w:hAnsi="Times New Roman" w:eastAsia="宋体"/>
-          <w:color w:val="888888"/>
-          <w:sz w:val="18"/>
-        </w:rPr>
-        <w:t>来源:IT之家 | 时间:10-24 14:44</w:t>
-      </w:r>
-    </w:p>
-    <w:p>
-      <w:r>
-        <w:rPr>
-          <w:rFonts w:ascii="Times New Roman" w:hAnsi="Times New Roman" w:eastAsia="宋体"/>
-          <w:sz w:val="18"/>
-        </w:rPr>
-        <w:t>链接:</w:t>
-      </w:r>
-      <w:hyperlink r:id="rId31">
-        <w:r>
-          <w:rPr>
-            <w:color w:val="0563C1"/>
-            <w:u w:val="single"/>
-          </w:rPr>
-          <w:t>游戏接近完工，工作室却要关门？《漫威：刀锋战士》遭遇最残酷倒计时</w:t>
         </w:r>
       </w:hyperlink>
     </w:p>
@@ -1513,7 +1513,7 @@
           <w:rFonts w:ascii="Times New Roman" w:hAnsi="Times New Roman" w:eastAsia="宋体"/>
           <w:sz w:val="18"/>
         </w:rPr>
-        <w:t>IT之家(60)、GameLook(8)、HackerNews(4)、Bing新闻(4)</w:t>
+        <w:t>IT之家(60)、GameLook(8)、HackerNews(4)、Bing新闻(5)</w:t>
       </w:r>
     </w:p>
     <w:p>
